--- a/HEMA_NDA_master.docx
+++ b/HEMA_NDA_master.docx
@@ -263,7 +263,7 @@
           <w:sz w:val="18"/>
           <w:szCs w:val="18"/>
         </w:rPr>
-        <w:t>{{CounterpartyName}}, {{CounterpartyType}}, statutair gevestigd en kantoorhoudende te {{CounterpartyOffice}}, ingeschreven in het handelsregister van de Nederlandse Kamer van Koophandel onder nummer {{CounterpartyKvK}}, ten deze rechtsgeldig vertegenwoordigd door {{CounterpartySignatory}} ({{CounterpartyFunction}}) (hierna te noemen de “Leverancier”)</w:t>
+        <w:t>[[IF CounterpartyKind=Company]]{{CounterpartyName}}, {{CounterpartyType}}, statutair gevestigd en kantoorhoudende te {{CounterpartyOffice}}, ingeschreven in het handelsregister van de Nederlandse Kamer van Koophandel onder nummer {{CounterpartyKvK}}, ten deze rechtsgeldig vertegenwoordigd door {{CounterpartySignatory}} ({{CounterpartyFunction}}) (hierna te noemen de “{{CounterpartyDesignation}}”)[[END]][[IF CounterpartyKind=Individual]]{{CounterpartyName}}, een natuurlijk persoon, wonende te {{CounterpartyOffice}} (hierna te noemen de “{{CounterpartyDesignation}}”)[[END]]</w:t>
       </w:r>
       <w:r>
         <w:rPr>
@@ -674,7 +674,7 @@
           <w:sz w:val="18"/>
           <w:szCs w:val="18"/>
         </w:rPr>
-        <w:t>HEMA en Leverancier worden hierna tevens gezamenlijk aangeduid als “Partijen” en ieder afzonderlijk als “Partij”.</w:t>
+        <w:t>HEMA en {{CounterpartyDesignation}} worden hierna tevens gezamenlijk aangeduid als “Partijen” en ieder afzonderlijk als “Partij”.</w:t>
       </w:r>
       <w:r>
         <w:rPr>
@@ -3952,7 +3952,7 @@
           <w:szCs w:val="18"/>
           <w:lang w:eastAsia="en-GB"/>
         </w:rPr>
-        <w:t>[[IF FranchiseCarveOut=Keep]]Leverancier erkent dat HEMA een franchiseorganisatie exploiteert en dat zij mogelijk informatie, waaronder Vertrouwelijke Informatie, moet delen met haar franchisenemers of de belangenvereniging van franchisenemers VAB, een vereniging naar Nederlands recht, statutair gevestigd te Rotterdam en kantoorhoudende …, ingeschreven in het handelsregister van de Nederlandse Kamer van Koophandel onder nummer HEMA (hierna te noemen "VAB"). Derhalve komen Partijen overeen dat uit hoofde van de Overeenkomst de verplichtingen van HEMA als Ontvangende Partij zich niet uitstrekken tot Vertrouwelijke Informatie die zij deelt met haar franchisenemers of VAB.  [[END]]</w:t>
+        <w:t>[[IF FranchiseCarveOut=Keep]]{{CounterpartyDesignation}} erkent dat HEMA een franchiseorganisatie exploiteert en dat zij mogelijk informatie, waaronder Vertrouwelijke Informatie, moet delen met haar franchisenemers of de belangenvereniging van franchisenemers VAB, een vereniging naar Nederlands recht, statutair gevestigd te Rotterdam en kantoorhoudende te {{VABOffice}}, ingeschreven in het handelsregister van de Nederlandse Kamer van Koophandel onder nummer {{VABKvK}} (hierna te noemen “VAB”). Derhalve komen Partijen overeen dat uit hoofde van de Overeenkomst de verplichtingen van HEMA als Ontvangende Partij zich niet uitstrekken tot Vertrouwelijke Informatie die zij deelt met haar franchisenemers of VAB.  [[END]]</w:t>
       </w:r>
       <w:r>
         <w:rPr>

--- a/HEMA_NDA_master.docx
+++ b/HEMA_NDA_master.docx
@@ -5679,7 +5679,7 @@
           <w:szCs w:val="18"/>
           <w:lang w:eastAsia="en-GB"/>
         </w:rPr>
-        <w:t>[[IF DurationChoice=Standard]]De verplichtingen op grond van deze overeenkomst blijven van kracht tot op het moment dat alle Vertrouwelijke Informatie die op grond van deze overeenkomst is openbaar gemaakt, algemeen beschikbaar is gekomen, anders dan door toedoen of nalaten van de Ontvangende Partij.[[END]][[IF DurationChoice=Fixed term]]De verplichtingen op grond van deze overeenkomst blijven van kracht gedurende een periode van {{DurationTerm}} vanaf de datum van ondertekening.[[END]]</w:t>
+        <w:t>[[IF DurationChoice=Standard]]De verplichtingen op grond van deze overeenkomst blijven van kracht tot op het moment dat alle Vertrouwelijke Informatie die op grond van deze overeenkomst is openbaar gemaakt, algemeen beschikbaar is gekomen, anders dan door toedoen of nalaten van de Ontvangende Partij.[[END]][[IF DurationChoice=Fixed term]]De verplichtingen op grond van deze overeenkomst blijven van kracht gedurende een periode van {{DurationTerm}} vanaf de datum van ondertekening.[[END]][[IF DurationChoice=TBD]]De duur van de geheimhoudingsverplichtingen wordt nader bepaald: ____________________ (nog in te vullen).[[END]]</w:t>
       </w:r>
       <w:r>
         <w:rPr>

--- a/HEMA_NDA_master.docx
+++ b/HEMA_NDA_master.docx
@@ -69,116 +69,6 @@
       </w:r>
       <w:r>
         <w:rPr>
-          <w:sz w:val="18"/>
-          <w:szCs w:val="18"/>
-        </w:rPr>
-      </w:r>
-      <w:r>
-        <w:rPr>
-          <w:sz w:val="18"/>
-          <w:szCs w:val="18"/>
-        </w:rPr>
-      </w:r>
-      <w:proofErr w:type="spellStart"/>
-      <w:proofErr w:type="gramStart"/>
-      <w:r>
-        <w:rPr>
-          <w:sz w:val="18"/>
-          <w:szCs w:val="18"/>
-        </w:rPr>
-      </w:r>
-      <w:proofErr w:type="spellEnd"/>
-      <w:r>
-        <w:rPr>
-          <w:sz w:val="18"/>
-          <w:szCs w:val="18"/>
-        </w:rPr>
-      </w:r>
-      <w:proofErr w:type="gramEnd"/>
-      <w:r>
-        <w:rPr>
-          <w:sz w:val="18"/>
-          <w:szCs w:val="18"/>
-        </w:rPr>
-      </w:r>
-      <w:r>
-        <w:rPr>
-          <w:sz w:val="18"/>
-          <w:szCs w:val="18"/>
-        </w:rPr>
-      </w:r>
-      <w:r>
-        <w:rPr>
-          <w:sz w:val="18"/>
-          <w:szCs w:val="18"/>
-        </w:rPr>
-      </w:r>
-      <w:proofErr w:type="gramStart"/>
-      <w:r>
-        <w:rPr>
-          <w:sz w:val="18"/>
-          <w:szCs w:val="18"/>
-        </w:rPr>
-      </w:r>
-      <w:r>
-        <w:rPr>
-          <w:sz w:val="18"/>
-          <w:szCs w:val="18"/>
-        </w:rPr>
-      </w:r>
-      <w:proofErr w:type="gramEnd"/>
-      <w:r>
-        <w:rPr>
-          <w:sz w:val="18"/>
-          <w:szCs w:val="18"/>
-        </w:rPr>
-      </w:r>
-      <w:r>
-        <w:rPr>
-          <w:sz w:val="18"/>
-          <w:szCs w:val="18"/>
-        </w:rPr>
-      </w:r>
-      <w:r>
-        <w:rPr>
-          <w:sz w:val="18"/>
-          <w:szCs w:val="18"/>
-        </w:rPr>
-      </w:r>
-      <w:r>
-        <w:rPr>
-          <w:sz w:val="18"/>
-          <w:szCs w:val="18"/>
-        </w:rPr>
-      </w:r>
-      <w:r>
-        <w:rPr>
-          <w:sz w:val="18"/>
-          <w:szCs w:val="18"/>
-        </w:rPr>
-      </w:r>
-      <w:proofErr w:type="gramStart"/>
-      <w:r>
-        <w:rPr>
-          <w:sz w:val="18"/>
-          <w:szCs w:val="18"/>
-        </w:rPr>
-      </w:r>
-      <w:r>
-        <w:rPr>
-          <w:sz w:val="18"/>
-          <w:szCs w:val="18"/>
-        </w:rPr>
-      </w:r>
-      <w:proofErr w:type="gramEnd"/>
-      <w:r>
-        <w:rPr>
-          <w:sz w:val="18"/>
-          <w:szCs w:val="18"/>
-        </w:rPr>
-      </w:r>
-      <w:r>
-        <w:rPr>
           <w:b/>
           <w:bCs/>
           <w:sz w:val="18"/>
@@ -212,21 +102,12 @@
           <w:szCs w:val="18"/>
         </w:rPr>
       </w:pPr>
-      <w:proofErr w:type="gramStart"/>
-      <w:r>
-        <w:rPr>
-          <w:sz w:val="18"/>
-          <w:szCs w:val="18"/>
-        </w:rPr>
-        <w:t>en</w:t>
-      </w:r>
-      <w:proofErr w:type="gramEnd"/>
-      <w:r>
-        <w:rPr>
-          <w:sz w:val="18"/>
-          <w:szCs w:val="18"/>
-        </w:rPr>
-        <w:t>:</w:t>
+      <w:r>
+        <w:rPr>
+          <w:sz w:val="18"/>
+          <w:szCs w:val="18"/>
+        </w:rPr>
+        <w:t>en:</w:t>
       </w:r>
     </w:p>
     <w:p>
@@ -253,7 +134,6 @@
           <w:szCs w:val="18"/>
         </w:rPr>
       </w:pPr>
-      <w:proofErr w:type="gramStart"/>
       <w:r>
         <w:rPr>
           <w:b/>
@@ -267,6 +147,28 @@
       </w:r>
       <w:r>
         <w:rPr>
+          <w:snapToGrid w:val="0"/>
+          <w:spacing w:val="4"/>
+          <w:sz w:val="18"/>
+          <w:szCs w:val="18"/>
+        </w:rPr>
+      </w:r>
+      <w:r>
+        <w:rPr>
+          <w:sz w:val="18"/>
+          <w:szCs w:val="18"/>
+        </w:rPr>
+      </w:r>
+      <w:r>
+        <w:rPr>
+          <w:snapToGrid w:val="0"/>
+          <w:spacing w:val="4"/>
+          <w:sz w:val="18"/>
+          <w:szCs w:val="18"/>
+        </w:rPr>
+      </w:r>
+      <w:r>
+        <w:rPr>
           <w:b/>
           <w:bCs/>
           <w:snapToGrid w:val="0"/>
@@ -275,7 +177,26 @@
           <w:szCs w:val="18"/>
         </w:rPr>
       </w:r>
-      <w:proofErr w:type="gramEnd"/>
+      <w:r>
+        <w:rPr>
+          <w:snapToGrid w:val="0"/>
+          <w:spacing w:val="4"/>
+          <w:sz w:val="18"/>
+          <w:szCs w:val="18"/>
+        </w:rPr>
+      </w:r>
+    </w:p>
+    <w:p>
+      <w:pPr>
+        <w:widowControl w:val="0"/>
+        <w:spacing w:line="276" w:lineRule="auto"/>
+        <w:rPr>
+          <w:snapToGrid w:val="0"/>
+          <w:spacing w:val="4"/>
+          <w:sz w:val="18"/>
+          <w:szCs w:val="18"/>
+        </w:rPr>
+      </w:pPr>
       <w:r>
         <w:rPr>
           <w:b/>
@@ -285,140 +206,7 @@
           <w:sz w:val="18"/>
           <w:szCs w:val="18"/>
         </w:rPr>
-      </w:r>
-      <w:r>
-        <w:rPr>
-          <w:snapToGrid w:val="0"/>
-          <w:spacing w:val="4"/>
-          <w:sz w:val="18"/>
-          <w:szCs w:val="18"/>
-        </w:rPr>
-      </w:r>
-      <w:r>
-        <w:rPr>
-          <w:snapToGrid w:val="0"/>
-          <w:spacing w:val="4"/>
-          <w:sz w:val="18"/>
-          <w:szCs w:val="18"/>
-        </w:rPr>
-      </w:r>
-      <w:r>
-        <w:rPr>
-          <w:snapToGrid w:val="0"/>
-          <w:spacing w:val="4"/>
-          <w:sz w:val="18"/>
-          <w:szCs w:val="18"/>
-        </w:rPr>
-      </w:r>
-      <w:r>
-        <w:rPr>
-          <w:snapToGrid w:val="0"/>
-          <w:spacing w:val="4"/>
-          <w:sz w:val="18"/>
-          <w:szCs w:val="18"/>
-        </w:rPr>
-      </w:r>
-      <w:r>
-        <w:rPr>
-          <w:snapToGrid w:val="0"/>
-          <w:spacing w:val="4"/>
-          <w:sz w:val="18"/>
-          <w:szCs w:val="18"/>
-        </w:rPr>
-      </w:r>
-      <w:r>
-        <w:rPr>
-          <w:snapToGrid w:val="0"/>
-          <w:spacing w:val="4"/>
-          <w:sz w:val="18"/>
-          <w:szCs w:val="18"/>
-        </w:rPr>
-      </w:r>
-      <w:r>
-        <w:rPr>
-          <w:snapToGrid w:val="0"/>
-          <w:spacing w:val="4"/>
-          <w:sz w:val="18"/>
-          <w:szCs w:val="18"/>
-        </w:rPr>
-      </w:r>
-      <w:proofErr w:type="gramStart"/>
-      <w:r>
-        <w:rPr>
-          <w:snapToGrid w:val="0"/>
-          <w:spacing w:val="4"/>
-          <w:sz w:val="18"/>
-          <w:szCs w:val="18"/>
-        </w:rPr>
-      </w:r>
-      <w:r>
-        <w:rPr>
-          <w:snapToGrid w:val="0"/>
-          <w:spacing w:val="4"/>
-          <w:sz w:val="18"/>
-          <w:szCs w:val="18"/>
-        </w:rPr>
-      </w:r>
-      <w:proofErr w:type="gramEnd"/>
-      <w:r>
-        <w:rPr>
-          <w:snapToGrid w:val="0"/>
-          <w:spacing w:val="4"/>
-          <w:sz w:val="18"/>
-          <w:szCs w:val="18"/>
-        </w:rPr>
-      </w:r>
-      <w:r>
-        <w:rPr>
-          <w:sz w:val="18"/>
-          <w:szCs w:val="18"/>
-        </w:rPr>
-      </w:r>
-      <w:r>
-        <w:rPr>
-          <w:sz w:val="18"/>
-          <w:szCs w:val="18"/>
-        </w:rPr>
-      </w:r>
-      <w:r>
-        <w:rPr>
-          <w:snapToGrid w:val="0"/>
-          <w:spacing w:val="4"/>
-          <w:sz w:val="18"/>
-          <w:szCs w:val="18"/>
-        </w:rPr>
-      </w:r>
-      <w:r>
-        <w:rPr>
-          <w:snapToGrid w:val="0"/>
-          <w:spacing w:val="4"/>
-          <w:sz w:val="18"/>
-          <w:szCs w:val="18"/>
-        </w:rPr>
-      </w:r>
-      <w:r>
-        <w:rPr>
-          <w:snapToGrid w:val="0"/>
-          <w:spacing w:val="4"/>
-          <w:sz w:val="18"/>
-          <w:szCs w:val="18"/>
-        </w:rPr>
-      </w:r>
-      <w:r>
-        <w:rPr>
-          <w:snapToGrid w:val="0"/>
-          <w:spacing w:val="4"/>
-          <w:sz w:val="18"/>
-          <w:szCs w:val="18"/>
-        </w:rPr>
-      </w:r>
-      <w:r>
-        <w:rPr>
-          <w:snapToGrid w:val="0"/>
-          <w:spacing w:val="4"/>
-          <w:sz w:val="18"/>
-          <w:szCs w:val="18"/>
-        </w:rPr>
+        <w:t>[[REMOVE]]</w:t>
       </w:r>
       <w:r>
         <w:rPr>
@@ -440,296 +228,47 @@
       </w:r>
       <w:r>
         <w:rPr>
+          <w:snapToGrid w:val="0"/>
+          <w:spacing w:val="4"/>
+          <w:sz w:val="18"/>
+          <w:szCs w:val="18"/>
+        </w:rPr>
+      </w:r>
+    </w:p>
+    <w:p>
+      <w:pPr>
+        <w:widowControl w:val="0"/>
+        <w:spacing w:line="276" w:lineRule="auto"/>
+        <w:rPr>
+          <w:snapToGrid w:val="0"/>
+          <w:spacing w:val="4"/>
+          <w:sz w:val="18"/>
+          <w:szCs w:val="18"/>
+        </w:rPr>
+      </w:pPr>
+    </w:p>
+    <w:p>
+      <w:pPr>
+        <w:pStyle w:val="NummeringPartijen"/>
+        <w:widowControl w:val="0"/>
+        <w:spacing w:line="276" w:lineRule="auto"/>
+        <w:ind w:left="0" w:firstLine="0"/>
+        <w:rPr>
+          <w:sz w:val="18"/>
+          <w:szCs w:val="18"/>
+        </w:rPr>
+      </w:pPr>
+      <w:r>
+        <w:rPr>
+          <w:sz w:val="18"/>
+          <w:szCs w:val="18"/>
+        </w:rPr>
+        <w:t>HEMA en {{CounterpartyDesignation}} worden hierna tevens gezamenlijk aangeduid als “Partijen” en ieder afzonderlijk als “Partij”.</w:t>
+      </w:r>
+      <w:r>
+        <w:rPr>
           <w:b/>
           <w:bCs/>
-          <w:snapToGrid w:val="0"/>
-          <w:spacing w:val="4"/>
-          <w:sz w:val="18"/>
-          <w:szCs w:val="18"/>
-        </w:rPr>
-      </w:r>
-      <w:r>
-        <w:rPr>
-          <w:snapToGrid w:val="0"/>
-          <w:spacing w:val="4"/>
-          <w:sz w:val="18"/>
-          <w:szCs w:val="18"/>
-        </w:rPr>
-      </w:r>
-      <w:r>
-        <w:rPr>
-          <w:snapToGrid w:val="0"/>
-          <w:spacing w:val="4"/>
-          <w:sz w:val="18"/>
-          <w:szCs w:val="18"/>
-        </w:rPr>
-      </w:r>
-      <w:r>
-        <w:rPr>
-          <w:snapToGrid w:val="0"/>
-          <w:spacing w:val="4"/>
-          <w:sz w:val="18"/>
-          <w:szCs w:val="18"/>
-        </w:rPr>
-      </w:r>
-      <w:r>
-        <w:rPr>
-          <w:snapToGrid w:val="0"/>
-          <w:spacing w:val="4"/>
-          <w:sz w:val="18"/>
-          <w:szCs w:val="18"/>
-        </w:rPr>
-      </w:r>
-      <w:r>
-        <w:rPr>
-          <w:snapToGrid w:val="0"/>
-          <w:spacing w:val="4"/>
-          <w:sz w:val="18"/>
-          <w:szCs w:val="18"/>
-        </w:rPr>
-      </w:r>
-      <w:r>
-        <w:rPr>
-          <w:snapToGrid w:val="0"/>
-          <w:spacing w:val="4"/>
-          <w:sz w:val="18"/>
-          <w:szCs w:val="18"/>
-        </w:rPr>
-      </w:r>
-      <w:r>
-        <w:rPr>
-          <w:snapToGrid w:val="0"/>
-          <w:spacing w:val="4"/>
-          <w:sz w:val="18"/>
-          <w:szCs w:val="18"/>
-        </w:rPr>
-      </w:r>
-      <w:r>
-        <w:rPr>
-          <w:snapToGrid w:val="0"/>
-          <w:spacing w:val="4"/>
-          <w:sz w:val="18"/>
-          <w:szCs w:val="18"/>
-        </w:rPr>
-      </w:r>
-    </w:p>
-    <w:p>
-      <w:pPr>
-        <w:widowControl w:val="0"/>
-        <w:spacing w:line="276" w:lineRule="auto"/>
-        <w:rPr>
-          <w:snapToGrid w:val="0"/>
-          <w:spacing w:val="4"/>
-          <w:sz w:val="18"/>
-          <w:szCs w:val="18"/>
-        </w:rPr>
-      </w:pPr>
-      <w:proofErr w:type="gramStart"/>
-      <w:r>
-        <w:rPr>
-          <w:b/>
-          <w:bCs/>
-          <w:snapToGrid w:val="0"/>
-          <w:spacing w:val="4"/>
-          <w:sz w:val="18"/>
-          <w:szCs w:val="18"/>
-        </w:rPr>
-        <w:t>[[REMOVE]]</w:t>
-      </w:r>
-      <w:r>
-        <w:rPr>
-          <w:b/>
-          <w:bCs/>
-          <w:snapToGrid w:val="0"/>
-          <w:spacing w:val="4"/>
-          <w:sz w:val="18"/>
-          <w:szCs w:val="18"/>
-        </w:rPr>
-      </w:r>
-      <w:proofErr w:type="gramEnd"/>
-      <w:r>
-        <w:rPr>
-          <w:snapToGrid w:val="0"/>
-          <w:spacing w:val="4"/>
-          <w:sz w:val="18"/>
-          <w:szCs w:val="18"/>
-        </w:rPr>
-      </w:r>
-      <w:r>
-        <w:rPr>
-          <w:snapToGrid w:val="0"/>
-          <w:spacing w:val="4"/>
-          <w:sz w:val="18"/>
-          <w:szCs w:val="18"/>
-        </w:rPr>
-      </w:r>
-      <w:r>
-        <w:rPr>
-          <w:snapToGrid w:val="0"/>
-          <w:spacing w:val="4"/>
-          <w:sz w:val="18"/>
-          <w:szCs w:val="18"/>
-        </w:rPr>
-      </w:r>
-      <w:r>
-        <w:rPr>
-          <w:snapToGrid w:val="0"/>
-          <w:spacing w:val="4"/>
-          <w:sz w:val="18"/>
-          <w:szCs w:val="18"/>
-        </w:rPr>
-      </w:r>
-      <w:r>
-        <w:rPr>
-          <w:snapToGrid w:val="0"/>
-          <w:spacing w:val="4"/>
-          <w:sz w:val="18"/>
-          <w:szCs w:val="18"/>
-        </w:rPr>
-      </w:r>
-      <w:r>
-        <w:rPr>
-          <w:snapToGrid w:val="0"/>
-          <w:spacing w:val="4"/>
-          <w:sz w:val="18"/>
-          <w:szCs w:val="18"/>
-        </w:rPr>
-      </w:r>
-      <w:r>
-        <w:rPr>
-          <w:snapToGrid w:val="0"/>
-          <w:spacing w:val="4"/>
-          <w:sz w:val="18"/>
-          <w:szCs w:val="18"/>
-        </w:rPr>
-      </w:r>
-      <w:r>
-        <w:rPr>
-          <w:snapToGrid w:val="0"/>
-          <w:spacing w:val="4"/>
-          <w:sz w:val="18"/>
-          <w:szCs w:val="18"/>
-        </w:rPr>
-      </w:r>
-      <w:r>
-        <w:rPr>
-          <w:snapToGrid w:val="0"/>
-          <w:spacing w:val="4"/>
-          <w:sz w:val="18"/>
-          <w:szCs w:val="18"/>
-        </w:rPr>
-      </w:r>
-      <w:r>
-        <w:rPr>
-          <w:snapToGrid w:val="0"/>
-          <w:spacing w:val="4"/>
-          <w:sz w:val="18"/>
-          <w:szCs w:val="18"/>
-        </w:rPr>
-      </w:r>
-      <w:r>
-        <w:rPr>
-          <w:b/>
-          <w:bCs/>
-          <w:snapToGrid w:val="0"/>
-          <w:spacing w:val="4"/>
-          <w:sz w:val="18"/>
-          <w:szCs w:val="18"/>
-        </w:rPr>
-      </w:r>
-      <w:r>
-        <w:rPr>
-          <w:snapToGrid w:val="0"/>
-          <w:spacing w:val="4"/>
-          <w:sz w:val="18"/>
-          <w:szCs w:val="18"/>
-        </w:rPr>
-      </w:r>
-    </w:p>
-    <w:p>
-      <w:pPr>
-        <w:widowControl w:val="0"/>
-        <w:spacing w:line="276" w:lineRule="auto"/>
-        <w:rPr>
-          <w:snapToGrid w:val="0"/>
-          <w:spacing w:val="4"/>
-          <w:sz w:val="18"/>
-          <w:szCs w:val="18"/>
-        </w:rPr>
-      </w:pPr>
-    </w:p>
-    <w:p>
-      <w:pPr>
-        <w:pStyle w:val="NummeringPartijen"/>
-        <w:widowControl w:val="0"/>
-        <w:spacing w:line="276" w:lineRule="auto"/>
-        <w:ind w:left="0" w:firstLine="0"/>
-        <w:rPr>
-          <w:sz w:val="18"/>
-          <w:szCs w:val="18"/>
-        </w:rPr>
-      </w:pPr>
-      <w:r>
-        <w:rPr>
-          <w:sz w:val="18"/>
-          <w:szCs w:val="18"/>
-        </w:rPr>
-        <w:t>HEMA en {{CounterpartyDesignation}} worden hierna tevens gezamenlijk aangeduid als “Partijen” en ieder afzonderlijk als “Partij”.</w:t>
-      </w:r>
-      <w:r>
-        <w:rPr>
-          <w:sz w:val="18"/>
-          <w:szCs w:val="18"/>
-        </w:rPr>
-      </w:r>
-      <w:r>
-        <w:rPr>
-          <w:sz w:val="18"/>
-          <w:szCs w:val="18"/>
-        </w:rPr>
-      </w:r>
-      <w:r>
-        <w:rPr>
-          <w:sz w:val="18"/>
-          <w:szCs w:val="18"/>
-        </w:rPr>
-      </w:r>
-      <w:proofErr w:type="gramStart"/>
-      <w:r>
-        <w:rPr>
-          <w:sz w:val="18"/>
-          <w:szCs w:val="18"/>
-        </w:rPr>
-      </w:r>
-      <w:proofErr w:type="gramEnd"/>
-      <w:r>
-        <w:rPr>
-          <w:sz w:val="18"/>
-          <w:szCs w:val="18"/>
-        </w:rPr>
-      </w:r>
-      <w:r>
-        <w:rPr>
-          <w:sz w:val="18"/>
-          <w:szCs w:val="18"/>
-        </w:rPr>
-      </w:r>
-      <w:r>
-        <w:rPr>
-          <w:b/>
-          <w:bCs/>
-          <w:sz w:val="18"/>
-          <w:szCs w:val="18"/>
-        </w:rPr>
-      </w:r>
-      <w:r>
-        <w:rPr>
-          <w:sz w:val="18"/>
-          <w:szCs w:val="18"/>
-        </w:rPr>
-      </w:r>
-      <w:r>
-        <w:rPr>
           <w:sz w:val="18"/>
           <w:szCs w:val="18"/>
         </w:rPr>
@@ -789,25 +328,7 @@
           <w:szCs w:val="18"/>
           <w:lang w:eastAsia="en-GB"/>
         </w:rPr>
-        <w:t xml:space="preserve">PARTIJEN </w:t>
-      </w:r>
-      <w:r>
-        <w:rPr>
-          <w:b/>
-          <w:sz w:val="18"/>
-          <w:szCs w:val="18"/>
-          <w:lang w:eastAsia="en-GB"/>
-        </w:rPr>
-        <w:t xml:space="preserve">KOMEN HIERBIJ </w:t>
-      </w:r>
-      <w:r>
-        <w:rPr>
-          <w:b/>
-          <w:sz w:val="18"/>
-          <w:szCs w:val="18"/>
-          <w:lang w:eastAsia="en-GB"/>
-        </w:rPr>
-        <w:t>ALS VOLGT OVEREEN</w:t>
+        <w:t>PARTIJEN KOMEN HIERBIJ ALS VOLGT OVEREEN</w:t>
       </w:r>
       <w:r>
         <w:rPr>
@@ -877,43 +398,7 @@
           <w:szCs w:val="18"/>
           <w:lang w:val="en-GB" w:eastAsia="en-GB"/>
         </w:rPr>
-        <w:t xml:space="preserve">In </w:t>
-      </w:r>
-      <w:proofErr w:type="spellStart"/>
-      <w:r>
-        <w:rPr>
-          <w:sz w:val="18"/>
-          <w:szCs w:val="18"/>
-          <w:lang w:val="en-GB" w:eastAsia="en-GB"/>
-        </w:rPr>
-        <w:t>deze</w:t>
-      </w:r>
-      <w:proofErr w:type="spellEnd"/>
-      <w:r>
-        <w:rPr>
-          <w:sz w:val="18"/>
-          <w:szCs w:val="18"/>
-          <w:lang w:val="en-GB" w:eastAsia="en-GB"/>
-        </w:rPr>
-        <w:t xml:space="preserve"> </w:t>
-      </w:r>
-      <w:proofErr w:type="spellStart"/>
-      <w:r>
-        <w:rPr>
-          <w:sz w:val="18"/>
-          <w:szCs w:val="18"/>
-          <w:lang w:val="en-GB" w:eastAsia="en-GB"/>
-        </w:rPr>
-        <w:t>Overeenkomst</w:t>
-      </w:r>
-      <w:proofErr w:type="spellEnd"/>
-      <w:r>
-        <w:rPr>
-          <w:sz w:val="18"/>
-          <w:szCs w:val="18"/>
-          <w:lang w:val="en-GB" w:eastAsia="en-GB"/>
-        </w:rPr>
-        <w:t>:</w:t>
+        <w:t>In deze Overeenkomst:</w:t>
       </w:r>
     </w:p>
     <w:p>
@@ -1138,8 +623,6 @@
           </w:rPr>
           <w:t>, vennootschap of andere entiteit</w:t>
         </w:r>
-      </w:ins>
-      <w:ins w:id="22" w:author="HEMA Legal" w:date="2026-06-01T11:00:00Z" w16du:dateUtc="2026-06-01T09:00:00Z">
         <w:r>
           <w:rPr>
             <w:sz w:val="18"/>
@@ -1154,8 +637,6 @@
           </w:rPr>
           <w:t xml:space="preserve"> of direct of indirect onder gemeenschappelijke zeggenschap staat met die </w:t>
         </w:r>
-      </w:ins>
-      <w:ins w:id="24" w:author="HEMA Legal" w:date="2026-06-01T11:01:00Z" w16du:dateUtc="2026-06-01T09:01:00Z">
         <w:r>
           <w:rPr>
             <w:sz w:val="18"/>
@@ -1170,8 +651,6 @@
           </w:rPr>
           <w:t>persoon, vennootschap of andere entiteit</w:t>
         </w:r>
-      </w:ins>
-      <w:ins w:id="26" w:author="HEMA Legal" w:date="2026-06-01T11:04:00Z" w16du:dateUtc="2026-06-01T09:04:00Z">
         <w:r>
           <w:rPr>
             <w:sz w:val="18"/>
@@ -1278,8 +757,6 @@
           </w:rPr>
           <w:t xml:space="preserve"> </w:t>
         </w:r>
-      </w:ins>
-      <w:ins w:id="37" w:author="HEMA Legal" w:date="2026-06-01T11:02:00Z" w16du:dateUtc="2026-06-01T09:02:00Z">
         <w:r>
           <w:rPr>
             <w:sz w:val="18"/>
@@ -1329,7 +806,6 @@
           </w:pPr>
         </w:pPrChange>
       </w:pPr>
-      <w:proofErr w:type="gramStart"/>
       <w:ins w:id="43" w:author="HEMA Legal" w:date="2026-06-01T11:02:00Z" w16du:dateUtc="2026-06-01T09:02:00Z">
         <w:r>
           <w:rPr>
@@ -1350,7 +826,6 @@
           </w:rPr>
           <w:t>door</w:t>
         </w:r>
-        <w:proofErr w:type="gramEnd"/>
         <w:r>
           <w:rPr>
             <w:rFonts w:ascii="Arial" w:hAnsi="Arial" w:cs="Arial"/>
@@ -1404,7 +879,6 @@
           </w:pPr>
         </w:pPrChange>
       </w:pPr>
-      <w:proofErr w:type="gramStart"/>
       <w:ins w:id="50" w:author="HEMA Legal" w:date="2026-06-01T11:02:00Z" w16du:dateUtc="2026-06-01T09:02:00Z">
         <w:r>
           <w:rPr>
@@ -1425,7 +899,6 @@
           </w:rPr>
           <w:t>door</w:t>
         </w:r>
-        <w:proofErr w:type="gramEnd"/>
         <w:r>
           <w:rPr>
             <w:rFonts w:ascii="Arial" w:hAnsi="Arial" w:cs="Arial"/>
@@ -1479,7 +952,6 @@
           </w:pPr>
         </w:pPrChange>
       </w:pPr>
-      <w:proofErr w:type="gramStart"/>
       <w:ins w:id="57" w:author="HEMA Legal" w:date="2026-06-01T11:02:00Z" w16du:dateUtc="2026-06-01T09:02:00Z">
         <w:r>
           <w:rPr>
@@ -1500,7 +972,6 @@
           </w:rPr>
           <w:t>dan</w:t>
         </w:r>
-        <w:proofErr w:type="gramEnd"/>
         <w:r>
           <w:rPr>
             <w:rFonts w:ascii="Arial" w:hAnsi="Arial" w:cs="Arial"/>
@@ -1588,203 +1059,27 @@
             <w:lang w:eastAsia="en-GB"/>
           </w:rPr>
           <w:delText xml:space="preserve">een </w:delText>
-        </w:r>
-        <w:r>
-          <w:rPr>
-            <w:bCs/>
-            <w:sz w:val="18"/>
-            <w:szCs w:val="18"/>
-            <w:lang w:eastAsia="en-GB"/>
-          </w:rPr>
           <w:delText>onderneming</w:delText>
-        </w:r>
-        <w:r>
-          <w:rPr>
-            <w:bCs/>
-            <w:sz w:val="18"/>
-            <w:szCs w:val="18"/>
-            <w:lang w:eastAsia="en-GB"/>
-          </w:rPr>
           <w:delText xml:space="preserve"> of entiteit als hij (a) direct of indirect ten minste 50 procent van het kapitaal van </w:delText>
-        </w:r>
-        <w:r>
-          <w:rPr>
-            <w:bCs/>
-            <w:sz w:val="18"/>
-            <w:szCs w:val="18"/>
-            <w:lang w:eastAsia="en-GB"/>
-          </w:rPr>
           <w:delText>de</w:delText>
-        </w:r>
-        <w:r>
-          <w:rPr>
-            <w:bCs/>
-            <w:sz w:val="18"/>
-            <w:szCs w:val="18"/>
-            <w:lang w:eastAsia="en-GB"/>
-          </w:rPr>
           <w:delText xml:space="preserve"> andere </w:delText>
-        </w:r>
-        <w:r>
-          <w:rPr>
-            <w:bCs/>
-            <w:sz w:val="18"/>
-            <w:szCs w:val="18"/>
-            <w:lang w:eastAsia="en-GB"/>
-          </w:rPr>
           <w:delText>onderneming</w:delText>
-        </w:r>
-        <w:r>
-          <w:rPr>
-            <w:bCs/>
-            <w:sz w:val="18"/>
-            <w:szCs w:val="18"/>
-            <w:lang w:eastAsia="en-GB"/>
-          </w:rPr>
           <w:delText xml:space="preserve"> bezit, of (b) </w:delText>
-        </w:r>
-        <w:r>
-          <w:rPr>
-            <w:bCs/>
-            <w:sz w:val="18"/>
-            <w:szCs w:val="18"/>
-            <w:lang w:eastAsia="en-GB"/>
-          </w:rPr>
           <w:delText>indien er geen</w:delText>
-        </w:r>
-        <w:r>
-          <w:rPr>
-            <w:bCs/>
-            <w:sz w:val="18"/>
-            <w:szCs w:val="18"/>
-            <w:lang w:eastAsia="en-GB"/>
-          </w:rPr>
-          <w:delText xml:space="preserve"> </w:delText>
-        </w:r>
-        <w:r>
-          <w:rPr>
-            <w:bCs/>
-            <w:sz w:val="18"/>
-            <w:szCs w:val="18"/>
-            <w:lang w:eastAsia="en-GB"/>
-          </w:rPr>
+          <w:delText xml:space="preserve"/>
           <w:delText xml:space="preserve">sprake is van een </w:delText>
-        </w:r>
-        <w:r>
-          <w:rPr>
-            <w:bCs/>
-            <w:sz w:val="18"/>
-            <w:szCs w:val="18"/>
-            <w:lang w:eastAsia="en-GB"/>
-          </w:rPr>
           <w:delText xml:space="preserve">eigendomsbelang, </w:delText>
-        </w:r>
-        <w:r>
-          <w:rPr>
-            <w:bCs/>
-            <w:sz w:val="18"/>
-            <w:szCs w:val="18"/>
-            <w:lang w:eastAsia="en-GB"/>
-          </w:rPr>
           <w:delText>grotendeels</w:delText>
-        </w:r>
-        <w:r>
-          <w:rPr>
-            <w:bCs/>
-            <w:sz w:val="18"/>
-            <w:szCs w:val="18"/>
-            <w:lang w:eastAsia="en-GB"/>
-          </w:rPr>
-          <w:delText xml:space="preserve"> </w:delText>
-        </w:r>
-        <w:r>
-          <w:rPr>
-            <w:bCs/>
-            <w:sz w:val="18"/>
-            <w:szCs w:val="18"/>
-            <w:lang w:eastAsia="en-GB"/>
-          </w:rPr>
+          <w:delText xml:space="preserve"/>
           <w:delText>bevoegd is</w:delText>
-        </w:r>
-        <w:r>
-          <w:rPr>
-            <w:bCs/>
-            <w:sz w:val="18"/>
-            <w:szCs w:val="18"/>
-            <w:lang w:eastAsia="en-GB"/>
-          </w:rPr>
           <w:delText xml:space="preserve"> om </w:delText>
-        </w:r>
-        <w:r>
-          <w:rPr>
-            <w:bCs/>
-            <w:sz w:val="18"/>
-            <w:szCs w:val="18"/>
-            <w:lang w:eastAsia="en-GB"/>
-          </w:rPr>
           <w:delText xml:space="preserve">leiding te </w:delText>
-        </w:r>
-        <w:r>
-          <w:rPr>
-            <w:bCs/>
-            <w:sz w:val="18"/>
-            <w:szCs w:val="18"/>
-            <w:lang w:eastAsia="en-GB"/>
-          </w:rPr>
           <w:delText xml:space="preserve">(doen) </w:delText>
-        </w:r>
-        <w:r>
-          <w:rPr>
-            <w:bCs/>
-            <w:sz w:val="18"/>
-            <w:szCs w:val="18"/>
-            <w:lang w:eastAsia="en-GB"/>
-          </w:rPr>
           <w:delText>geven aan het</w:delText>
-        </w:r>
-        <w:r>
-          <w:rPr>
-            <w:bCs/>
-            <w:sz w:val="18"/>
-            <w:szCs w:val="18"/>
-            <w:lang w:eastAsia="en-GB"/>
-          </w:rPr>
           <w:delText xml:space="preserve"> bestuur van een dergelijk</w:delText>
-        </w:r>
-        <w:r>
-          <w:rPr>
-            <w:bCs/>
-            <w:sz w:val="18"/>
-            <w:szCs w:val="18"/>
-            <w:lang w:eastAsia="en-GB"/>
-          </w:rPr>
           <w:delText>e</w:delText>
-        </w:r>
-        <w:r>
-          <w:rPr>
-            <w:bCs/>
-            <w:sz w:val="18"/>
-            <w:szCs w:val="18"/>
-            <w:lang w:eastAsia="en-GB"/>
-          </w:rPr>
-          <w:delText xml:space="preserve"> </w:delText>
-        </w:r>
-        <w:r>
-          <w:rPr>
-            <w:bCs/>
-            <w:sz w:val="18"/>
-            <w:szCs w:val="18"/>
-            <w:lang w:eastAsia="en-GB"/>
-          </w:rPr>
+          <w:delText xml:space="preserve"/>
           <w:delText xml:space="preserve">onderneming </w:delText>
-        </w:r>
-        <w:r>
-          <w:rPr>
-            <w:bCs/>
-            <w:sz w:val="18"/>
-            <w:szCs w:val="18"/>
-            <w:lang w:eastAsia="en-GB"/>
-          </w:rPr>
           <w:delText>of entiteit en het beleid ervan te bepalen.</w:delText>
         </w:r>
       </w:del>
@@ -1821,14 +1116,6 @@
           <w:lang w:eastAsia="en-GB"/>
         </w:rPr>
         <w:t xml:space="preserve">Vertrouwelijke Informatie </w:t>
-      </w:r>
-      <w:r>
-        <w:rPr>
-          <w:b/>
-          <w:sz w:val="18"/>
-          <w:szCs w:val="18"/>
-          <w:lang w:eastAsia="en-GB"/>
-        </w:rPr>
         <w:tab/>
       </w:r>
       <w:r>
@@ -1838,40 +1125,15 @@
           <w:szCs w:val="18"/>
           <w:lang w:eastAsia="en-GB"/>
         </w:rPr>
-        <w:t>houdt in</w:t>
-      </w:r>
-      <w:r>
-        <w:rPr>
-          <w:bCs/>
-          <w:sz w:val="18"/>
-          <w:szCs w:val="18"/>
-          <w:lang w:eastAsia="en-GB"/>
-        </w:rPr>
-        <w:t xml:space="preserve"> alle</w:t>
-      </w:r>
-      <w:r>
-        <w:rPr>
-          <w:sz w:val="18"/>
-          <w:szCs w:val="18"/>
-          <w:lang w:eastAsia="en-GB"/>
-        </w:rPr>
-        <w:t xml:space="preserve"> zakelijke, commerciële, economische, financiële, operationele, technische, administratieve, marketing-, plannings- en personeelsinformatie en -gegevens met betrekking tot een Partij of </w:t>
-      </w:r>
-      <w:r>
-        <w:rPr>
-          <w:sz w:val="18"/>
-          <w:szCs w:val="18"/>
-          <w:lang w:eastAsia="en-GB"/>
-        </w:rPr>
-        <w:t>éé</w:t>
-      </w:r>
-      <w:r>
-        <w:rPr>
-          <w:sz w:val="18"/>
-          <w:szCs w:val="18"/>
-          <w:lang w:eastAsia="en-GB"/>
-        </w:rPr>
-        <w:t xml:space="preserve">n van haar </w:t>
+        <w:t>houdt in alle</w:t>
+      </w:r>
+      <w:r>
+        <w:rPr>
+          <w:sz w:val="18"/>
+          <w:szCs w:val="18"/>
+          <w:lang w:eastAsia="en-GB"/>
+        </w:rPr>
+        <w:t xml:space="preserve"> zakelijke, commerciële, economische, financiële, operationele, technische, administratieve, marketing-, plannings- en personeelsinformatie en -gegevens met betrekking tot een Partij of één van haar </w:t>
       </w:r>
       <w:del w:id="65" w:author="HEMA Legal" w:date="2026-06-01T10:44:00Z" w16du:dateUtc="2026-06-01T08:44:00Z">
         <w:r>
@@ -1899,68 +1161,22 @@
           <w:szCs w:val="18"/>
           <w:lang w:eastAsia="en-GB"/>
         </w:rPr>
-        <w:t xml:space="preserve">, hetzij in schriftelijke, mondelinge of andere vorm en alle informatie, gegevens, knowhow, specificaties, tekeningen, processen, formules, ontwikkelingen, ontwerpen, foto's, softwareprogramma's, Intellectuele Eigendomsrechten (zoals hierna </w:t>
-      </w:r>
-      <w:r>
-        <w:rPr>
-          <w:sz w:val="18"/>
-          <w:szCs w:val="18"/>
-          <w:lang w:eastAsia="en-GB"/>
-        </w:rPr>
-        <w:t>beschreven</w:t>
-      </w:r>
-      <w:r>
-        <w:rPr>
-          <w:sz w:val="18"/>
-          <w:szCs w:val="18"/>
-          <w:lang w:eastAsia="en-GB"/>
-        </w:rPr>
-        <w:t xml:space="preserve">), monsters, </w:t>
-      </w:r>
-      <w:r>
-        <w:rPr>
-          <w:sz w:val="18"/>
-          <w:szCs w:val="18"/>
-        </w:rPr>
-        <w:t xml:space="preserve">concept- en/of marketingonderzoek en de </w:t>
-      </w:r>
-      <w:r>
-        <w:rPr>
-          <w:sz w:val="18"/>
-          <w:szCs w:val="18"/>
-        </w:rPr>
-        <w:t>achter</w:t>
-      </w:r>
-      <w:r>
-        <w:rPr>
-          <w:sz w:val="18"/>
-          <w:szCs w:val="18"/>
-        </w:rPr>
-        <w:t xml:space="preserve">liggende ideeën </w:t>
-      </w:r>
-      <w:r>
-        <w:rPr>
-          <w:sz w:val="18"/>
-          <w:szCs w:val="18"/>
-          <w:lang w:eastAsia="en-GB"/>
-        </w:rPr>
-        <w:t xml:space="preserve">en ander materiaal dat door een Partij of </w:t>
-      </w:r>
-      <w:r>
-        <w:rPr>
-          <w:sz w:val="18"/>
-          <w:szCs w:val="18"/>
-          <w:lang w:eastAsia="en-GB"/>
-        </w:rPr>
-        <w:t xml:space="preserve">aan </w:t>
-      </w:r>
-      <w:r>
-        <w:rPr>
-          <w:sz w:val="18"/>
-          <w:szCs w:val="18"/>
-          <w:lang w:eastAsia="en-GB"/>
-        </w:rPr>
-        <w:t xml:space="preserve">haar </w:t>
+        <w:t xml:space="preserve">, hetzij in schriftelijke, mondelinge of andere vorm en alle informatie, gegevens, knowhow, specificaties, tekeningen, processen, formules, ontwikkelingen, ontwerpen, foto's, softwareprogramma's, Intellectuele Eigendomsrechten (zoals hierna beschreven), monsters, </w:t>
+      </w:r>
+      <w:r>
+        <w:rPr>
+          <w:sz w:val="18"/>
+          <w:szCs w:val="18"/>
+        </w:rPr>
+        <w:t xml:space="preserve">concept- en/of marketingonderzoek en de achterliggende ideeën </w:t>
+      </w:r>
+      <w:r>
+        <w:rPr>
+          <w:sz w:val="18"/>
+          <w:szCs w:val="18"/>
+          <w:lang w:eastAsia="en-GB"/>
+        </w:rPr>
+        <w:t xml:space="preserve">en ander materiaal dat door een Partij of aan haar </w:t>
       </w:r>
       <w:del w:id="67" w:author="HEMA Legal" w:date="2026-06-01T10:44:00Z" w16du:dateUtc="2026-06-01T08:44:00Z">
         <w:r>
@@ -2005,23 +1221,7 @@
           <w:szCs w:val="18"/>
           <w:lang w:eastAsia="en-GB"/>
         </w:rPr>
-        <w:t xml:space="preserve">") aan de andere Partij of </w:t>
-      </w:r>
-      <w:r>
-        <w:rPr>
-          <w:sz w:val="18"/>
-          <w:szCs w:val="18"/>
-          <w:lang w:eastAsia="en-GB"/>
-        </w:rPr>
-        <w:t xml:space="preserve">aan </w:t>
-      </w:r>
-      <w:r>
-        <w:rPr>
-          <w:sz w:val="18"/>
-          <w:szCs w:val="18"/>
-          <w:lang w:eastAsia="en-GB"/>
-        </w:rPr>
-        <w:t xml:space="preserve">haar </w:t>
+        <w:t xml:space="preserve">") aan de andere Partij of aan haar </w:t>
       </w:r>
       <w:del w:id="69" w:author="HEMA Legal" w:date="2026-06-01T10:44:00Z" w16du:dateUtc="2026-06-01T08:44:00Z">
         <w:r>
@@ -2058,120 +1258,15 @@
           <w:szCs w:val="18"/>
           <w:lang w:eastAsia="en-GB"/>
         </w:rPr>
-        <w:t>Ontvange</w:t>
-      </w:r>
-      <w:r>
-        <w:rPr>
-          <w:b/>
-          <w:sz w:val="18"/>
-          <w:szCs w:val="18"/>
-          <w:lang w:eastAsia="en-GB"/>
-        </w:rPr>
-        <w:t>nde Partij</w:t>
-      </w:r>
-      <w:r>
-        <w:rPr>
-          <w:sz w:val="18"/>
-          <w:szCs w:val="18"/>
-          <w:lang w:eastAsia="en-GB"/>
-        </w:rPr>
-        <w:t>") in verband met het Doel</w:t>
-      </w:r>
-      <w:r>
-        <w:rPr>
-          <w:sz w:val="18"/>
-          <w:szCs w:val="18"/>
-          <w:lang w:eastAsia="en-GB"/>
-        </w:rPr>
-        <w:t xml:space="preserve"> wordt bekendgemaakt</w:t>
-      </w:r>
-      <w:r>
-        <w:rPr>
-          <w:sz w:val="18"/>
-          <w:szCs w:val="18"/>
-          <w:lang w:eastAsia="en-GB"/>
-        </w:rPr>
-        <w:t xml:space="preserve">. Zonder beperking van de algemeenheid van het voorgaande, omvat verwijzing naar Vertrouwelijke Informatie die </w:t>
-      </w:r>
-      <w:r>
-        <w:rPr>
-          <w:sz w:val="18"/>
-          <w:szCs w:val="18"/>
-          <w:lang w:eastAsia="en-GB"/>
-        </w:rPr>
-        <w:t>onder</w:t>
-      </w:r>
-      <w:r>
-        <w:rPr>
-          <w:sz w:val="18"/>
-          <w:szCs w:val="18"/>
-          <w:lang w:eastAsia="en-GB"/>
-        </w:rPr>
-        <w:t xml:space="preserve">delen van alle </w:t>
-      </w:r>
-      <w:r>
-        <w:rPr>
-          <w:sz w:val="18"/>
-          <w:szCs w:val="18"/>
-          <w:lang w:eastAsia="en-GB"/>
-        </w:rPr>
-        <w:t>onderzoek</w:t>
-      </w:r>
-      <w:r>
-        <w:rPr>
-          <w:sz w:val="18"/>
-          <w:szCs w:val="18"/>
-          <w:lang w:eastAsia="en-GB"/>
-        </w:rPr>
-        <w:t>en</w:t>
-      </w:r>
-      <w:r>
-        <w:rPr>
-          <w:sz w:val="18"/>
-          <w:szCs w:val="18"/>
-          <w:lang w:eastAsia="en-GB"/>
-        </w:rPr>
-        <w:t xml:space="preserve">, compilaties, studies, interpretaties en andere documenten </w:t>
-      </w:r>
-      <w:r>
-        <w:rPr>
-          <w:sz w:val="18"/>
-          <w:szCs w:val="18"/>
-          <w:lang w:eastAsia="en-GB"/>
-        </w:rPr>
-        <w:t>welke</w:t>
-      </w:r>
-      <w:r>
-        <w:rPr>
-          <w:sz w:val="18"/>
-          <w:szCs w:val="18"/>
-          <w:lang w:eastAsia="en-GB"/>
-        </w:rPr>
-        <w:t xml:space="preserve"> zijn opgesteld</w:t>
-      </w:r>
-      <w:r>
-        <w:rPr>
-          <w:sz w:val="18"/>
-          <w:szCs w:val="18"/>
-          <w:lang w:eastAsia="en-GB"/>
-        </w:rPr>
-        <w:t xml:space="preserve"> door </w:t>
-      </w:r>
-      <w:r>
-        <w:rPr>
-          <w:sz w:val="18"/>
-          <w:szCs w:val="18"/>
-          <w:lang w:eastAsia="en-GB"/>
-        </w:rPr>
-        <w:t>de Ontvangende Partij</w:t>
-      </w:r>
-      <w:r>
-        <w:rPr>
-          <w:sz w:val="18"/>
-          <w:szCs w:val="18"/>
-          <w:lang w:eastAsia="en-GB"/>
-        </w:rPr>
-        <w:t xml:space="preserve"> of een van haar directeuren, werknemers of professionele adviseurs die dergelijke informatie, besprekingen en/of onderhandelingen met betrekking tot het Doel bevatten of daarvan zijn afgeleid. </w:t>
+        <w:t>Ontvangende Partij</w:t>
+      </w:r>
+      <w:r>
+        <w:rPr>
+          <w:sz w:val="18"/>
+          <w:szCs w:val="18"/>
+          <w:lang w:eastAsia="en-GB"/>
+        </w:rPr>
+        <w:t xml:space="preserve">") in verband met het Doel wordt bekendgemaakt. Zonder beperking van de algemeenheid van het voorgaande, omvat verwijzing naar Vertrouwelijke Informatie die onderdelen van alle onderzoeken, compilaties, studies, interpretaties en andere documenten welke zijn opgesteld door de Ontvangende Partij of een van haar directeuren, werknemers of professionele adviseurs die dergelijke informatie, besprekingen en/of onderhandelingen met betrekking tot het Doel bevatten of daarvan zijn afgeleid. </w:t>
       </w:r>
     </w:p>
     <w:p>
@@ -2205,7 +1300,16 @@
           <w:szCs w:val="18"/>
           <w:lang w:eastAsia="en-GB"/>
         </w:rPr>
-        <w:t>Intellectuele Eigendomsrechten</w:t>
+        <w:t xml:space="preserve">Intellectuele Eigendomsrechten </w:t>
+      </w:r>
+      <w:r>
+        <w:rPr>
+          <w:bCs/>
+          <w:sz w:val="18"/>
+          <w:szCs w:val="18"/>
+          <w:lang w:eastAsia="en-GB"/>
+        </w:rPr>
+        <w:t>houdt in</w:t>
       </w:r>
       <w:r>
         <w:rPr>
@@ -2214,24 +1318,6 @@
           <w:szCs w:val="18"/>
           <w:lang w:eastAsia="en-GB"/>
         </w:rPr>
-        <w:t xml:space="preserve"> </w:t>
-      </w:r>
-      <w:r>
-        <w:rPr>
-          <w:bCs/>
-          <w:sz w:val="18"/>
-          <w:szCs w:val="18"/>
-          <w:lang w:eastAsia="en-GB"/>
-        </w:rPr>
-        <w:t>houdt in</w:t>
-      </w:r>
-      <w:r>
-        <w:rPr>
-          <w:b/>
-          <w:sz w:val="18"/>
-          <w:szCs w:val="18"/>
-          <w:lang w:eastAsia="en-GB"/>
-        </w:rPr>
         <w:t xml:space="preserve">  </w:t>
       </w:r>
       <w:r>
@@ -2240,127 +1326,7 @@
           <w:szCs w:val="18"/>
           <w:lang w:eastAsia="en-GB"/>
         </w:rPr>
-        <w:t>alle handels- en dienst</w:t>
-      </w:r>
-      <w:r>
-        <w:rPr>
-          <w:sz w:val="18"/>
-          <w:szCs w:val="18"/>
-          <w:lang w:eastAsia="en-GB"/>
-        </w:rPr>
-        <w:t>en</w:t>
-      </w:r>
-      <w:r>
-        <w:rPr>
-          <w:sz w:val="18"/>
-          <w:szCs w:val="18"/>
-          <w:lang w:eastAsia="en-GB"/>
-        </w:rPr>
-        <w:t xml:space="preserve">merken, handelsnamen, handelsgeheimen, octrooien, auteursrechten, modelrechten (al dan niet geregistreerd en </w:t>
-      </w:r>
-      <w:r>
-        <w:rPr>
-          <w:sz w:val="18"/>
-          <w:szCs w:val="18"/>
-          <w:lang w:eastAsia="en-GB"/>
-        </w:rPr>
-        <w:t>elke aanvraag</w:t>
-      </w:r>
-      <w:r>
-        <w:rPr>
-          <w:sz w:val="18"/>
-          <w:szCs w:val="18"/>
-          <w:lang w:eastAsia="en-GB"/>
-        </w:rPr>
-        <w:t xml:space="preserve"> voor een van de voorgaande</w:t>
-      </w:r>
-      <w:r>
-        <w:rPr>
-          <w:sz w:val="18"/>
-          <w:szCs w:val="18"/>
-          <w:lang w:eastAsia="en-GB"/>
-        </w:rPr>
-        <w:t xml:space="preserve"> rechten</w:t>
-      </w:r>
-      <w:r>
-        <w:rPr>
-          <w:sz w:val="18"/>
-          <w:szCs w:val="18"/>
-          <w:lang w:eastAsia="en-GB"/>
-        </w:rPr>
-        <w:t xml:space="preserve">), databaserechten, </w:t>
-      </w:r>
-      <w:r>
-        <w:rPr>
-          <w:sz w:val="18"/>
-          <w:szCs w:val="18"/>
-          <w:lang w:eastAsia="en-GB"/>
-        </w:rPr>
-        <w:t>persoonlijkheids</w:t>
-      </w:r>
-      <w:r>
-        <w:rPr>
-          <w:sz w:val="18"/>
-          <w:szCs w:val="18"/>
-          <w:lang w:eastAsia="en-GB"/>
-        </w:rPr>
-        <w:t>rechten en rechten op knowhow, vertrouwelijke informatie en uitvindingen en andere intellectuele eigendomsrechten van soortgelijke of overeenkomstige aard, waar en hoe dan ook ontstaan, voor de volledige termijn daarvan en alle verlengingen en vernieuwingen daarvan</w:t>
-      </w:r>
-      <w:r>
-        <w:rPr>
-          <w:sz w:val="18"/>
-          <w:szCs w:val="18"/>
-          <w:lang w:eastAsia="en-GB"/>
-        </w:rPr>
-        <w:t>, welke</w:t>
-      </w:r>
-      <w:r>
-        <w:rPr>
-          <w:sz w:val="18"/>
-          <w:szCs w:val="18"/>
-          <w:lang w:eastAsia="en-GB"/>
-        </w:rPr>
-        <w:t xml:space="preserve"> </w:t>
-      </w:r>
-      <w:r>
-        <w:rPr>
-          <w:sz w:val="18"/>
-          <w:szCs w:val="18"/>
-          <w:lang w:eastAsia="en-GB"/>
-        </w:rPr>
-        <w:t>thans</w:t>
-      </w:r>
-      <w:r>
-        <w:rPr>
-          <w:sz w:val="18"/>
-          <w:szCs w:val="18"/>
-          <w:lang w:eastAsia="en-GB"/>
-        </w:rPr>
-        <w:t xml:space="preserve"> of in de toekomst in Nederland en alle andere landen ter wereld</w:t>
-      </w:r>
-      <w:r>
-        <w:rPr>
-          <w:sz w:val="18"/>
-          <w:szCs w:val="18"/>
-          <w:lang w:eastAsia="en-GB"/>
-        </w:rPr>
-        <w:t xml:space="preserve"> </w:t>
-      </w:r>
-      <w:r>
-        <w:rPr>
-          <w:sz w:val="18"/>
-          <w:szCs w:val="18"/>
-          <w:lang w:eastAsia="en-GB"/>
-        </w:rPr>
-        <w:t>van kracht zullen zijn</w:t>
-      </w:r>
-      <w:r>
-        <w:rPr>
-          <w:sz w:val="18"/>
-          <w:szCs w:val="18"/>
-          <w:lang w:eastAsia="en-GB"/>
-        </w:rPr>
-        <w:t>.</w:t>
+        <w:t>alle handels- en dienstenmerken, handelsnamen, handelsgeheimen, octrooien, auteursrechten, modelrechten (al dan niet geregistreerd en elke aanvraag voor een van de voorgaande rechten), databaserechten, persoonlijkheidsrechten en rechten op knowhow, vertrouwelijke informatie en uitvindingen en andere intellectuele eigendomsrechten van soortgelijke of overeenkomstige aard, waar en hoe dan ook ontstaan, voor de volledige termijn daarvan en alle verlengingen en vernieuwingen daarvan, welke thans of in de toekomst in Nederland en alle andere landen ter wereld van kracht zullen zijn.</w:t>
       </w:r>
     </w:p>
     <w:p>
@@ -2458,135 +1424,8 @@
       <w:r>
         <w:rPr>
           <w:rFonts w:ascii="Arial" w:hAnsi="Arial" w:cs="Arial"/>
-          <w:szCs w:val="18"/>
-        </w:rPr>
-      </w:r>
-      <w:r>
-        <w:rPr>
-          <w:rFonts w:ascii="Arial" w:hAnsi="Arial" w:cs="Arial"/>
-          <w:szCs w:val="18"/>
-        </w:rPr>
-      </w:r>
-      <w:del w:id="72" w:author="HEMA Legal" w:date="2026-06-01T10:45:00Z" w16du:dateUtc="2026-06-01T08:45:00Z">
-        <w:r>
-          <w:rPr>
-            <w:rFonts w:ascii="Arial" w:hAnsi="Arial" w:cs="Arial"/>
-            <w:szCs w:val="18"/>
-          </w:rPr>
-          <w:delText xml:space="preserve">de </w:delText>
-        </w:r>
-        <w:r>
-          <w:rPr>
-            <w:rFonts w:ascii="Arial" w:hAnsi="Arial" w:cs="Arial"/>
-            <w:szCs w:val="18"/>
-          </w:rPr>
-          <w:delText>Gelieerden</w:delText>
-        </w:r>
-      </w:del>
-      <w:ins w:id="73" w:author="HEMA Legal" w:date="2026-06-01T10:45:00Z" w16du:dateUtc="2026-06-01T08:45:00Z">
-        <w:r>
-          <w:rPr>
-            <w:rFonts w:ascii="Arial" w:hAnsi="Arial" w:cs="Arial"/>
-            <w:szCs w:val="18"/>
-          </w:rPr>
-          <w:t>Groepsmaatschappijen</w:t>
-        </w:r>
-      </w:ins>
-      <w:r>
-        <w:rPr>
-          <w:rFonts w:ascii="Arial" w:hAnsi="Arial" w:cs="Arial"/>
-          <w:szCs w:val="18"/>
-        </w:rPr>
-      </w:r>
-      <w:r>
-        <w:rPr>
-          <w:rFonts w:ascii="Arial" w:hAnsi="Arial" w:cs="Arial"/>
-          <w:szCs w:val="18"/>
-        </w:rPr>
-      </w:r>
-      <w:r>
-        <w:rPr>
-          <w:rFonts w:ascii="Arial" w:hAnsi="Arial" w:cs="Arial"/>
-          <w:szCs w:val="18"/>
-        </w:rPr>
-      </w:r>
-      <w:r>
-        <w:rPr>
-          <w:rFonts w:ascii="Arial" w:hAnsi="Arial" w:cs="Arial"/>
-          <w:szCs w:val="18"/>
-        </w:rPr>
-      </w:r>
-      <w:r>
-        <w:rPr>
-          <w:rFonts w:ascii="Arial" w:hAnsi="Arial" w:cs="Arial"/>
-          <w:szCs w:val="18"/>
-        </w:rPr>
-      </w:r>
-      <w:r>
-        <w:rPr>
-          <w:rFonts w:ascii="Arial" w:hAnsi="Arial" w:cs="Arial"/>
-          <w:szCs w:val="18"/>
-        </w:rPr>
-      </w:r>
-      <w:r>
-        <w:rPr>
-          <w:rFonts w:ascii="Arial" w:hAnsi="Arial" w:cs="Arial"/>
-          <w:szCs w:val="18"/>
-        </w:rPr>
-      </w:r>
-      <w:r>
-        <w:rPr>
-          <w:rFonts w:ascii="Arial" w:hAnsi="Arial" w:cs="Arial"/>
-          <w:szCs w:val="18"/>
-        </w:rPr>
-      </w:r>
-      <w:r>
-        <w:rPr>
-          <w:rFonts w:ascii="Arial" w:hAnsi="Arial" w:cs="Arial"/>
-          <w:szCs w:val="18"/>
-        </w:rPr>
-      </w:r>
-      <w:r>
-        <w:rPr>
-          <w:rFonts w:ascii="Arial" w:hAnsi="Arial" w:cs="Arial"/>
-          <w:szCs w:val="18"/>
-        </w:rPr>
-      </w:r>
-      <w:r>
-        <w:rPr>
-          <w:rFonts w:ascii="Arial" w:hAnsi="Arial" w:cs="Arial"/>
-          <w:szCs w:val="18"/>
-        </w:rPr>
-      </w:r>
-      <w:r>
-        <w:rPr>
-          <w:rFonts w:ascii="Arial" w:hAnsi="Arial" w:cs="Arial"/>
-          <w:szCs w:val="18"/>
-        </w:rPr>
-      </w:r>
-      <w:r>
-        <w:rPr>
-          <w:rFonts w:ascii="Arial" w:hAnsi="Arial" w:cs="Arial"/>
-          <w:szCs w:val="18"/>
-        </w:rPr>
-      </w:r>
-      <w:r>
-        <w:rPr>
-          <w:rFonts w:ascii="Arial" w:hAnsi="Arial" w:cs="Arial"/>
-          <w:szCs w:val="18"/>
-        </w:rPr>
-      </w:r>
-      <w:r>
-        <w:rPr>
-          <w:rFonts w:ascii="Arial" w:hAnsi="Arial" w:cs="Arial"/>
           <w:b/>
           <w:bCs/>
-          <w:szCs w:val="18"/>
-        </w:rPr>
-      </w:r>
-      <w:r>
-        <w:rPr>
-          <w:rFonts w:ascii="Arial" w:hAnsi="Arial" w:cs="Arial"/>
           <w:szCs w:val="18"/>
         </w:rPr>
       </w:r>
@@ -2670,61 +1509,7 @@
           <w:szCs w:val="18"/>
           <w:lang w:val="en-GB" w:eastAsia="en-GB"/>
         </w:rPr>
-        <w:t xml:space="preserve">De </w:t>
-      </w:r>
-      <w:proofErr w:type="spellStart"/>
-      <w:r>
-        <w:rPr>
-          <w:sz w:val="18"/>
-          <w:szCs w:val="18"/>
-          <w:lang w:val="en-GB" w:eastAsia="en-GB"/>
-        </w:rPr>
-        <w:t>Ontvangende</w:t>
-      </w:r>
-      <w:proofErr w:type="spellEnd"/>
-      <w:r>
-        <w:rPr>
-          <w:sz w:val="18"/>
-          <w:szCs w:val="18"/>
-          <w:lang w:val="en-GB" w:eastAsia="en-GB"/>
-        </w:rPr>
-        <w:t xml:space="preserve"> </w:t>
-      </w:r>
-      <w:proofErr w:type="spellStart"/>
-      <w:r>
-        <w:rPr>
-          <w:sz w:val="18"/>
-          <w:szCs w:val="18"/>
-          <w:lang w:val="en-GB" w:eastAsia="en-GB"/>
-        </w:rPr>
-        <w:t>Partij</w:t>
-      </w:r>
-      <w:proofErr w:type="spellEnd"/>
-      <w:r>
-        <w:rPr>
-          <w:sz w:val="18"/>
-          <w:szCs w:val="18"/>
-          <w:lang w:val="en-GB" w:eastAsia="en-GB"/>
-        </w:rPr>
-        <w:t xml:space="preserve"> </w:t>
-      </w:r>
-      <w:proofErr w:type="spellStart"/>
-      <w:r>
-        <w:rPr>
-          <w:sz w:val="18"/>
-          <w:szCs w:val="18"/>
-          <w:lang w:val="en-GB" w:eastAsia="en-GB"/>
-        </w:rPr>
-        <w:t>zal</w:t>
-      </w:r>
-      <w:proofErr w:type="spellEnd"/>
-      <w:r>
-        <w:rPr>
-          <w:sz w:val="18"/>
-          <w:szCs w:val="18"/>
-          <w:lang w:val="en-GB" w:eastAsia="en-GB"/>
-        </w:rPr>
-        <w:t>:</w:t>
+        <w:t>De Ontvangende Partij zal:</w:t>
       </w:r>
     </w:p>
     <w:p>
@@ -2745,7 +1530,6 @@
           <w:lang w:eastAsia="en-GB"/>
         </w:rPr>
       </w:pPr>
-      <w:proofErr w:type="gramStart"/>
       <w:r>
         <w:rPr>
           <w:sz w:val="18"/>
@@ -2753,82 +1537,7 @@
           <w:lang w:eastAsia="en-GB"/>
         </w:rPr>
         <w:lastRenderedPageBreak/>
-        <w:t>vertrouwelijkheid</w:t>
-      </w:r>
-      <w:proofErr w:type="gramEnd"/>
-      <w:r>
-        <w:rPr>
-          <w:sz w:val="18"/>
-          <w:szCs w:val="18"/>
-          <w:lang w:eastAsia="en-GB"/>
-        </w:rPr>
-        <w:t xml:space="preserve"> betrachten in verband met alle </w:t>
-      </w:r>
-      <w:r>
-        <w:rPr>
-          <w:sz w:val="18"/>
-          <w:szCs w:val="18"/>
-          <w:lang w:eastAsia="en-GB"/>
-        </w:rPr>
-        <w:t xml:space="preserve">Vertrouwelijke Informatie, </w:t>
-      </w:r>
-      <w:proofErr w:type="gramStart"/>
-      <w:r>
-        <w:rPr>
-          <w:sz w:val="18"/>
-          <w:szCs w:val="18"/>
-          <w:lang w:eastAsia="en-GB"/>
-        </w:rPr>
-        <w:t>alsmede</w:t>
-      </w:r>
-      <w:proofErr w:type="gramEnd"/>
-      <w:r>
-        <w:rPr>
-          <w:sz w:val="18"/>
-          <w:szCs w:val="18"/>
-          <w:lang w:eastAsia="en-GB"/>
-        </w:rPr>
-        <w:t xml:space="preserve"> in verband met de</w:t>
-      </w:r>
-      <w:r>
-        <w:rPr>
-          <w:sz w:val="18"/>
-          <w:szCs w:val="18"/>
-          <w:lang w:eastAsia="en-GB"/>
-        </w:rPr>
-        <w:t xml:space="preserve"> besprekingen </w:t>
-      </w:r>
-      <w:r>
-        <w:rPr>
-          <w:sz w:val="18"/>
-          <w:szCs w:val="18"/>
-          <w:lang w:eastAsia="en-GB"/>
-        </w:rPr>
-        <w:t xml:space="preserve">die </w:t>
-      </w:r>
-      <w:r>
-        <w:rPr>
-          <w:sz w:val="18"/>
-          <w:szCs w:val="18"/>
-          <w:lang w:eastAsia="en-GB"/>
-        </w:rPr>
-        <w:t>met betrekking tot het Doel tussen Partijen</w:t>
-      </w:r>
-      <w:r>
-        <w:rPr>
-          <w:sz w:val="18"/>
-          <w:szCs w:val="18"/>
-          <w:lang w:eastAsia="en-GB"/>
-        </w:rPr>
-        <w:t xml:space="preserve"> plaatsvinden</w:t>
-      </w:r>
-      <w:r>
-        <w:rPr>
-          <w:sz w:val="18"/>
-          <w:szCs w:val="18"/>
-          <w:lang w:eastAsia="en-GB"/>
-        </w:rPr>
-        <w:t>;</w:t>
+        <w:t>vertrouwelijkheid betrachten in verband met alle Vertrouwelijke Informatie, alsmede in verband met de besprekingen die met betrekking tot het Doel tussen Partijen plaatsvinden;</w:t>
       </w:r>
     </w:p>
     <w:p>
@@ -2851,55 +1560,13 @@
       </w:pPr>
       <w:bookmarkStart w:id="75" w:name="20608"/>
       <w:bookmarkEnd w:id="75"/>
-      <w:proofErr w:type="gramStart"/>
-      <w:r>
-        <w:rPr>
-          <w:sz w:val="18"/>
-          <w:szCs w:val="18"/>
-          <w:lang w:eastAsia="en-GB"/>
-        </w:rPr>
-        <w:t>de</w:t>
-      </w:r>
-      <w:proofErr w:type="gramEnd"/>
-      <w:r>
-        <w:rPr>
-          <w:sz w:val="18"/>
-          <w:szCs w:val="18"/>
-          <w:lang w:eastAsia="en-GB"/>
-        </w:rPr>
-        <w:t xml:space="preserve"> Vertrouwelijke Informatie </w:t>
-      </w:r>
-      <w:r>
-        <w:rPr>
-          <w:sz w:val="18"/>
-          <w:szCs w:val="18"/>
-          <w:lang w:eastAsia="en-GB"/>
-        </w:rPr>
-        <w:t>enkel</w:t>
-      </w:r>
-      <w:r>
-        <w:rPr>
-          <w:sz w:val="18"/>
-          <w:szCs w:val="18"/>
-          <w:lang w:eastAsia="en-GB"/>
-        </w:rPr>
-        <w:t xml:space="preserve"> gebruiken </w:t>
-      </w:r>
-      <w:r>
-        <w:rPr>
-          <w:sz w:val="18"/>
-          <w:szCs w:val="18"/>
-          <w:lang w:eastAsia="en-GB"/>
-        </w:rPr>
-        <w:t xml:space="preserve">ten behoeve van </w:t>
-      </w:r>
-      <w:r>
-        <w:rPr>
-          <w:sz w:val="18"/>
-          <w:szCs w:val="18"/>
-          <w:lang w:eastAsia="en-GB"/>
-        </w:rPr>
-        <w:t>het Doel;</w:t>
+      <w:r>
+        <w:rPr>
+          <w:sz w:val="18"/>
+          <w:szCs w:val="18"/>
+          <w:lang w:eastAsia="en-GB"/>
+        </w:rPr>
+        <w:t>de Vertrouwelijke Informatie enkel gebruiken ten behoeve van het Doel;</w:t>
       </w:r>
     </w:p>
     <w:p>
@@ -2922,79 +1589,13 @@
       </w:pPr>
       <w:bookmarkStart w:id="76" w:name="20609"/>
       <w:bookmarkEnd w:id="76"/>
-      <w:proofErr w:type="gramStart"/>
-      <w:r>
-        <w:rPr>
-          <w:sz w:val="18"/>
-          <w:szCs w:val="18"/>
-          <w:lang w:eastAsia="en-GB"/>
-        </w:rPr>
-        <w:t>ten</w:t>
-      </w:r>
-      <w:proofErr w:type="gramEnd"/>
-      <w:r>
-        <w:rPr>
-          <w:sz w:val="18"/>
-          <w:szCs w:val="18"/>
-          <w:lang w:eastAsia="en-GB"/>
-        </w:rPr>
-        <w:t xml:space="preserve"> aanzien van </w:t>
-      </w:r>
-      <w:r>
-        <w:rPr>
-          <w:sz w:val="18"/>
-          <w:szCs w:val="18"/>
-          <w:lang w:eastAsia="en-GB"/>
-        </w:rPr>
-        <w:t xml:space="preserve">de Vertrouwelijke Informatie ten minste dezelfde zorgvuldigheid </w:t>
-      </w:r>
-      <w:r>
-        <w:rPr>
-          <w:sz w:val="18"/>
-          <w:szCs w:val="18"/>
-          <w:lang w:eastAsia="en-GB"/>
-        </w:rPr>
-        <w:t>betrachten</w:t>
-      </w:r>
-      <w:r>
-        <w:rPr>
-          <w:sz w:val="18"/>
-          <w:szCs w:val="18"/>
-          <w:lang w:eastAsia="en-GB"/>
-        </w:rPr>
-        <w:t xml:space="preserve"> als </w:t>
-      </w:r>
-      <w:r>
-        <w:rPr>
-          <w:sz w:val="18"/>
-          <w:szCs w:val="18"/>
-          <w:lang w:eastAsia="en-GB"/>
-        </w:rPr>
-        <w:t xml:space="preserve">die welke </w:t>
-      </w:r>
-      <w:r>
-        <w:rPr>
-          <w:sz w:val="18"/>
-          <w:szCs w:val="18"/>
-          <w:lang w:eastAsia="en-GB"/>
-        </w:rPr>
-        <w:t xml:space="preserve">zij betracht ten aanzien van haar eigen vertrouwelijke informatie, </w:t>
-      </w:r>
-      <w:r>
-        <w:rPr>
-          <w:sz w:val="18"/>
-          <w:szCs w:val="18"/>
-          <w:lang w:eastAsia="en-GB"/>
-        </w:rPr>
-        <w:t xml:space="preserve">doch </w:t>
-      </w:r>
-      <w:r>
-        <w:rPr>
-          <w:sz w:val="18"/>
-          <w:szCs w:val="18"/>
-          <w:lang w:eastAsia="en-GB"/>
-        </w:rPr>
-        <w:t>in ieder geval met een redelijke mate van zorgvuldigheid; en</w:t>
+      <w:r>
+        <w:rPr>
+          <w:sz w:val="18"/>
+          <w:szCs w:val="18"/>
+          <w:lang w:eastAsia="en-GB"/>
+        </w:rPr>
+        <w:t>ten aanzien van de Vertrouwelijke Informatie ten minste dezelfde zorgvuldigheid betrachten als die welke zij betracht ten aanzien van haar eigen vertrouwelijke informatie, doch in ieder geval met een redelijke mate van zorgvuldigheid; en</w:t>
       </w:r>
     </w:p>
     <w:p>
@@ -3023,63 +1624,7 @@
           <w:szCs w:val="18"/>
           <w:lang w:eastAsia="en-GB"/>
         </w:rPr>
-        <w:t xml:space="preserve">geen </w:t>
-      </w:r>
-      <w:r>
-        <w:rPr>
-          <w:sz w:val="18"/>
-          <w:szCs w:val="18"/>
-          <w:lang w:eastAsia="en-GB"/>
-        </w:rPr>
-        <w:t xml:space="preserve">andere </w:t>
-      </w:r>
-      <w:r>
-        <w:rPr>
-          <w:sz w:val="18"/>
-          <w:szCs w:val="18"/>
-          <w:lang w:eastAsia="en-GB"/>
-        </w:rPr>
-        <w:t>Vertrouwelijke Informatie aan andere</w:t>
-      </w:r>
-      <w:r>
-        <w:rPr>
-          <w:sz w:val="18"/>
-          <w:szCs w:val="18"/>
-          <w:lang w:eastAsia="en-GB"/>
-        </w:rPr>
-        <w:t xml:space="preserve"> personen</w:t>
-      </w:r>
-      <w:r>
-        <w:rPr>
-          <w:sz w:val="18"/>
-          <w:szCs w:val="18"/>
-          <w:lang w:eastAsia="en-GB"/>
-        </w:rPr>
-        <w:t xml:space="preserve"> </w:t>
-      </w:r>
-      <w:r>
-        <w:rPr>
-          <w:sz w:val="18"/>
-          <w:szCs w:val="18"/>
-          <w:lang w:eastAsia="en-GB"/>
-        </w:rPr>
-        <w:t>bekendmaken dan die</w:t>
-      </w:r>
-      <w:r>
-        <w:rPr>
-          <w:sz w:val="18"/>
-          <w:szCs w:val="18"/>
-          <w:lang w:eastAsia="en-GB"/>
-        </w:rPr>
-        <w:t xml:space="preserve"> </w:t>
-      </w:r>
-      <w:r>
-        <w:rPr>
-          <w:sz w:val="18"/>
-          <w:szCs w:val="18"/>
-          <w:lang w:eastAsia="en-GB"/>
-        </w:rPr>
-        <w:t xml:space="preserve">van haar </w:t>
+        <w:t xml:space="preserve">geen andere Vertrouwelijke Informatie aan andere personen bekendmaken dan die van haar </w:t>
       </w:r>
       <w:del w:id="78" w:author="HEMA Legal" w:date="2026-06-01T10:44:00Z" w16du:dateUtc="2026-06-01T08:44:00Z">
         <w:r>
@@ -3161,39 +1706,7 @@
           <w:szCs w:val="18"/>
           <w:lang w:eastAsia="en-GB"/>
         </w:rPr>
-        <w:t xml:space="preserve"> en </w:t>
-      </w:r>
-      <w:r>
-        <w:rPr>
-          <w:sz w:val="18"/>
-          <w:szCs w:val="18"/>
-          <w:lang w:eastAsia="en-GB"/>
-        </w:rPr>
-        <w:t>de Ontvangende Partij</w:t>
-      </w:r>
-      <w:r>
-        <w:rPr>
-          <w:sz w:val="18"/>
-          <w:szCs w:val="18"/>
-          <w:lang w:eastAsia="en-GB"/>
-        </w:rPr>
-        <w:t xml:space="preserve"> zal ervoor zorgen dat d</w:t>
-      </w:r>
-      <w:r>
-        <w:rPr>
-          <w:sz w:val="18"/>
-          <w:szCs w:val="18"/>
-          <w:lang w:eastAsia="en-GB"/>
-        </w:rPr>
-        <w:t>e personen binnen</w:t>
-      </w:r>
-      <w:r>
-        <w:rPr>
-          <w:sz w:val="18"/>
-          <w:szCs w:val="18"/>
-          <w:lang w:eastAsia="en-GB"/>
-        </w:rPr>
-        <w:t xml:space="preserve"> haar </w:t>
+        <w:t xml:space="preserve"> en de Ontvangende Partij zal ervoor zorgen dat de personen binnen haar </w:t>
       </w:r>
       <w:del w:id="83" w:author="HEMA Legal" w:date="2026-06-01T10:47:00Z" w16du:dateUtc="2026-06-01T08:47:00Z">
         <w:r>
@@ -3221,47 +1734,7 @@
           <w:szCs w:val="18"/>
           <w:lang w:eastAsia="en-GB"/>
         </w:rPr>
-        <w:t xml:space="preserve">, werknemers en directeuren en externe adviseurs aan wie Vertrouwelijke Informatie bekend wordt gemaakt, de voorwaarden van deze Overeenkomst in alle opzichten strikt </w:t>
-      </w:r>
-      <w:r>
-        <w:rPr>
-          <w:sz w:val="18"/>
-          <w:szCs w:val="18"/>
-          <w:lang w:eastAsia="en-GB"/>
-        </w:rPr>
-        <w:t xml:space="preserve">zullen </w:t>
-      </w:r>
-      <w:r>
-        <w:rPr>
-          <w:sz w:val="18"/>
-          <w:szCs w:val="18"/>
-          <w:lang w:eastAsia="en-GB"/>
-        </w:rPr>
-        <w:t xml:space="preserve">naleven </w:t>
-      </w:r>
-      <w:r>
-        <w:rPr>
-          <w:sz w:val="18"/>
-          <w:szCs w:val="18"/>
-          <w:lang w:eastAsia="en-GB"/>
-        </w:rPr>
-        <w:t>als waren</w:t>
-      </w:r>
-      <w:r>
-        <w:rPr>
-          <w:sz w:val="18"/>
-          <w:szCs w:val="18"/>
-          <w:lang w:eastAsia="en-GB"/>
-        </w:rPr>
-        <w:t xml:space="preserve"> zij Partij bij deze Overeenkomst</w:t>
-      </w:r>
-      <w:r>
-        <w:rPr>
-          <w:sz w:val="18"/>
-          <w:szCs w:val="18"/>
-          <w:lang w:eastAsia="en-GB"/>
-        </w:rPr>
-        <w:t>.</w:t>
+        <w:t>, werknemers en directeuren en externe adviseurs aan wie Vertrouwelijke Informatie bekend wordt gemaakt, de voorwaarden van deze Overeenkomst in alle opzichten strikt zullen naleven als waren zij Partij bij deze Overeenkomst.</w:t>
       </w:r>
     </w:p>
     <w:p>
@@ -3290,31 +1763,7 @@
           <w:szCs w:val="18"/>
           <w:lang w:eastAsia="en-GB"/>
         </w:rPr>
-        <w:t xml:space="preserve">De Ontvangende </w:t>
-      </w:r>
-      <w:r>
-        <w:rPr>
-          <w:sz w:val="18"/>
-          <w:szCs w:val="18"/>
-          <w:lang w:eastAsia="en-GB"/>
-        </w:rPr>
-        <w:t>Partij</w:t>
-      </w:r>
-      <w:r>
-        <w:rPr>
-          <w:sz w:val="18"/>
-          <w:szCs w:val="18"/>
-          <w:lang w:eastAsia="en-GB"/>
-        </w:rPr>
-        <w:t xml:space="preserve"> </w:t>
-      </w:r>
-      <w:r>
-        <w:rPr>
-          <w:sz w:val="18"/>
-          <w:szCs w:val="18"/>
-          <w:lang w:eastAsia="en-GB"/>
-        </w:rPr>
-        <w:t>is aansprakelijk voor elke schending van deze Overeenkomst door een persoon als bedoeld in artikel 3.1(d).</w:t>
+        <w:t>De Ontvangende Partij is aansprakelijk voor elke schending van deze Overeenkomst door een persoon als bedoeld in artikel 3.1(d).</w:t>
       </w:r>
     </w:p>
     <w:p>
@@ -3343,119 +1792,7 @@
           <w:szCs w:val="18"/>
           <w:lang w:eastAsia="en-GB"/>
         </w:rPr>
-        <w:t xml:space="preserve">In het geval van bekendmaking of </w:t>
-      </w:r>
-      <w:r>
-        <w:rPr>
-          <w:sz w:val="18"/>
-          <w:szCs w:val="18"/>
-          <w:lang w:eastAsia="en-GB"/>
-        </w:rPr>
-        <w:t xml:space="preserve">een </w:t>
-      </w:r>
-      <w:r>
-        <w:rPr>
-          <w:sz w:val="18"/>
-          <w:szCs w:val="18"/>
-          <w:lang w:eastAsia="en-GB"/>
-        </w:rPr>
-        <w:t xml:space="preserve">verwachte bekendmaking van Vertrouwelijke Informatie in strijd met de voorwaarden van deze Overeenkomst, </w:t>
-      </w:r>
-      <w:r>
-        <w:rPr>
-          <w:sz w:val="18"/>
-          <w:szCs w:val="18"/>
-          <w:lang w:eastAsia="en-GB"/>
-        </w:rPr>
-        <w:t>stelt</w:t>
-      </w:r>
-      <w:r>
-        <w:rPr>
-          <w:sz w:val="18"/>
-          <w:szCs w:val="18"/>
-          <w:lang w:eastAsia="en-GB"/>
-        </w:rPr>
-        <w:t xml:space="preserve"> </w:t>
-      </w:r>
-      <w:r>
-        <w:rPr>
-          <w:sz w:val="18"/>
-          <w:szCs w:val="18"/>
-          <w:lang w:eastAsia="en-GB"/>
-        </w:rPr>
-        <w:t>de Ontvangende Partij</w:t>
-      </w:r>
-      <w:r>
-        <w:rPr>
-          <w:sz w:val="18"/>
-          <w:szCs w:val="18"/>
-          <w:lang w:eastAsia="en-GB"/>
-        </w:rPr>
-        <w:t xml:space="preserve"> de Bekendmakende Partij onmiddellijk </w:t>
-      </w:r>
-      <w:r>
-        <w:rPr>
-          <w:sz w:val="18"/>
-          <w:szCs w:val="18"/>
-          <w:lang w:eastAsia="en-GB"/>
-        </w:rPr>
-        <w:t xml:space="preserve">op de hoogte van </w:t>
-      </w:r>
-      <w:r>
-        <w:rPr>
-          <w:sz w:val="18"/>
-          <w:szCs w:val="18"/>
-          <w:lang w:eastAsia="en-GB"/>
-        </w:rPr>
-        <w:t xml:space="preserve">de Vertrouwelijke Informatie die is of zal worden bekendgemaakt en </w:t>
-      </w:r>
-      <w:r>
-        <w:rPr>
-          <w:sz w:val="18"/>
-          <w:szCs w:val="18"/>
-          <w:lang w:eastAsia="en-GB"/>
-        </w:rPr>
-        <w:t>de</w:t>
-      </w:r>
-      <w:r>
-        <w:rPr>
-          <w:sz w:val="18"/>
-          <w:szCs w:val="18"/>
-          <w:lang w:eastAsia="en-GB"/>
-        </w:rPr>
-        <w:t xml:space="preserve"> derden</w:t>
-      </w:r>
-      <w:r>
-        <w:rPr>
-          <w:sz w:val="18"/>
-          <w:szCs w:val="18"/>
-          <w:lang w:eastAsia="en-GB"/>
-        </w:rPr>
-        <w:t xml:space="preserve"> aan wie de Vertrouwelijke Informatie is of zal worden bekendgemaakt</w:t>
-      </w:r>
-      <w:r>
-        <w:rPr>
-          <w:sz w:val="18"/>
-          <w:szCs w:val="18"/>
-          <w:lang w:eastAsia="en-GB"/>
-        </w:rPr>
-        <w:t xml:space="preserve">. In een dergelijk geval helpt </w:t>
-      </w:r>
-      <w:r>
-        <w:rPr>
-          <w:sz w:val="18"/>
-          <w:szCs w:val="18"/>
-          <w:lang w:eastAsia="en-GB"/>
-        </w:rPr>
-        <w:t>de Ontvangende Partij</w:t>
-      </w:r>
-      <w:r>
-        <w:rPr>
-          <w:sz w:val="18"/>
-          <w:szCs w:val="18"/>
-          <w:lang w:eastAsia="en-GB"/>
-        </w:rPr>
-        <w:t xml:space="preserve"> de Bekendmakende Partij bij het nemen van alle maatregelen die redelijkerwijs nodig zijn om verdere bekendmaking of verspreiding van de Vertrouwelijke Informatie te beperken.</w:t>
+        <w:t>In het geval van bekendmaking of een verwachte bekendmaking van Vertrouwelijke Informatie in strijd met de voorwaarden van deze Overeenkomst, stelt de Ontvangende Partij de Bekendmakende Partij onmiddellijk op de hoogte van de Vertrouwelijke Informatie die is of zal worden bekendgemaakt en de derden aan wie de Vertrouwelijke Informatie is of zal worden bekendgemaakt. In een dergelijk geval helpt de Ontvangende Partij de Bekendmakende Partij bij het nemen van alle maatregelen die redelijkerwijs nodig zijn om verdere bekendmaking of verspreiding van de Vertrouwelijke Informatie te beperken.</w:t>
       </w:r>
     </w:p>
     <w:p>
@@ -3517,105 +1854,7 @@
           <w:szCs w:val="18"/>
           <w:lang w:eastAsia="en-GB"/>
         </w:rPr>
-        <w:t xml:space="preserve">De verplichtingen van </w:t>
-      </w:r>
-      <w:r>
-        <w:rPr>
-          <w:sz w:val="18"/>
-          <w:szCs w:val="18"/>
-          <w:lang w:eastAsia="en-GB"/>
-        </w:rPr>
-        <w:t>de Ontvangende Partij</w:t>
-      </w:r>
-      <w:r>
-        <w:rPr>
-          <w:sz w:val="18"/>
-          <w:szCs w:val="18"/>
-          <w:lang w:eastAsia="en-GB"/>
-        </w:rPr>
-        <w:t xml:space="preserve"> </w:t>
-      </w:r>
-      <w:proofErr w:type="gramStart"/>
-      <w:r>
-        <w:rPr>
-          <w:sz w:val="18"/>
-          <w:szCs w:val="18"/>
-          <w:lang w:eastAsia="en-GB"/>
-        </w:rPr>
-        <w:t>ingevolge</w:t>
-      </w:r>
-      <w:proofErr w:type="gramEnd"/>
-      <w:r>
-        <w:rPr>
-          <w:sz w:val="18"/>
-          <w:szCs w:val="18"/>
-          <w:lang w:eastAsia="en-GB"/>
-        </w:rPr>
-        <w:t xml:space="preserve"> de Overeenkomst </w:t>
-      </w:r>
-      <w:r>
-        <w:rPr>
-          <w:sz w:val="18"/>
-          <w:szCs w:val="18"/>
-          <w:lang w:eastAsia="en-GB"/>
-        </w:rPr>
-        <w:t>hebben geen betrekking op</w:t>
-      </w:r>
-      <w:r>
-        <w:rPr>
-          <w:sz w:val="18"/>
-          <w:szCs w:val="18"/>
-          <w:lang w:eastAsia="en-GB"/>
-        </w:rPr>
-        <w:t xml:space="preserve"> Vertrouwelijke Informatie </w:t>
-      </w:r>
-      <w:r>
-        <w:rPr>
-          <w:sz w:val="18"/>
-          <w:szCs w:val="18"/>
-          <w:lang w:eastAsia="en-GB"/>
-        </w:rPr>
-        <w:t>waarvan</w:t>
-      </w:r>
-      <w:r>
-        <w:rPr>
-          <w:sz w:val="18"/>
-          <w:szCs w:val="18"/>
-          <w:lang w:eastAsia="en-GB"/>
-        </w:rPr>
-        <w:t xml:space="preserve"> </w:t>
-      </w:r>
-      <w:r>
-        <w:rPr>
-          <w:sz w:val="18"/>
-          <w:szCs w:val="18"/>
-          <w:lang w:eastAsia="en-GB"/>
-        </w:rPr>
-        <w:t>de Ontvangende Partij</w:t>
-      </w:r>
-      <w:r>
-        <w:rPr>
-          <w:sz w:val="18"/>
-          <w:szCs w:val="18"/>
-          <w:lang w:eastAsia="en-GB"/>
-        </w:rPr>
-        <w:t xml:space="preserve"> kan aantonen</w:t>
-      </w:r>
-      <w:r>
-        <w:rPr>
-          <w:sz w:val="18"/>
-          <w:szCs w:val="18"/>
-          <w:lang w:eastAsia="en-GB"/>
-        </w:rPr>
-        <w:t xml:space="preserve"> dat</w:t>
-      </w:r>
-      <w:r>
-        <w:rPr>
-          <w:sz w:val="18"/>
-          <w:szCs w:val="18"/>
-          <w:lang w:eastAsia="en-GB"/>
-        </w:rPr>
-        <w:t>:</w:t>
+        <w:t>De verplichtingen van de Ontvangende Partij ingevolge de Overeenkomst hebben geen betrekking op Vertrouwelijke Informatie waarvan de Ontvangende Partij kan aantonen dat:</w:t>
       </w:r>
     </w:p>
     <w:p>
@@ -3636,65 +1875,13 @@
           <w:lang w:eastAsia="en-GB"/>
         </w:rPr>
       </w:pPr>
-      <w:proofErr w:type="gramStart"/>
-      <w:r>
-        <w:rPr>
-          <w:sz w:val="18"/>
-          <w:szCs w:val="18"/>
-          <w:lang w:eastAsia="en-GB"/>
-        </w:rPr>
-        <w:t>deze</w:t>
-      </w:r>
-      <w:proofErr w:type="gramEnd"/>
-      <w:r>
-        <w:rPr>
-          <w:sz w:val="18"/>
-          <w:szCs w:val="18"/>
-          <w:lang w:eastAsia="en-GB"/>
-        </w:rPr>
-        <w:t xml:space="preserve"> op de datum van openbaarmaking</w:t>
-      </w:r>
-      <w:r>
-        <w:rPr>
-          <w:sz w:val="18"/>
-          <w:szCs w:val="18"/>
-          <w:lang w:eastAsia="en-GB"/>
-        </w:rPr>
-        <w:t xml:space="preserve"> </w:t>
-      </w:r>
-      <w:proofErr w:type="gramStart"/>
-      <w:r>
-        <w:rPr>
-          <w:sz w:val="18"/>
-          <w:szCs w:val="18"/>
-          <w:lang w:eastAsia="en-GB"/>
-        </w:rPr>
-        <w:t>reeds</w:t>
-      </w:r>
-      <w:proofErr w:type="gramEnd"/>
-      <w:r>
-        <w:rPr>
-          <w:sz w:val="18"/>
-          <w:szCs w:val="18"/>
-          <w:lang w:eastAsia="en-GB"/>
-        </w:rPr>
-        <w:t xml:space="preserve"> in het bezit was van </w:t>
-      </w:r>
-      <w:r>
-        <w:rPr>
-          <w:sz w:val="18"/>
-          <w:szCs w:val="18"/>
-          <w:lang w:eastAsia="en-GB"/>
-        </w:rPr>
-        <w:t>de Ontvangende Partij</w:t>
-      </w:r>
-      <w:r>
-        <w:rPr>
-          <w:sz w:val="18"/>
-          <w:szCs w:val="18"/>
-          <w:lang w:eastAsia="en-GB"/>
-        </w:rPr>
-        <w:t>;</w:t>
+      <w:r>
+        <w:rPr>
+          <w:sz w:val="18"/>
+          <w:szCs w:val="18"/>
+          <w:lang w:eastAsia="en-GB"/>
+        </w:rPr>
+        <w:t>deze op de datum van openbaarmaking reeds in het bezit was van de Ontvangende Partij;</w:t>
       </w:r>
     </w:p>
     <w:p>
@@ -3717,57 +1904,13 @@
       </w:pPr>
       <w:bookmarkStart w:id="89" w:name="20616"/>
       <w:bookmarkEnd w:id="89"/>
-      <w:proofErr w:type="gramStart"/>
-      <w:r>
-        <w:rPr>
-          <w:sz w:val="18"/>
-          <w:szCs w:val="18"/>
-          <w:lang w:eastAsia="en-GB"/>
-        </w:rPr>
-        <w:t>deze</w:t>
-      </w:r>
-      <w:proofErr w:type="gramEnd"/>
-      <w:r>
-        <w:rPr>
-          <w:sz w:val="18"/>
-          <w:szCs w:val="18"/>
-          <w:lang w:eastAsia="en-GB"/>
-        </w:rPr>
-        <w:t xml:space="preserve"> </w:t>
-      </w:r>
-      <w:proofErr w:type="gramStart"/>
-      <w:r>
-        <w:rPr>
-          <w:sz w:val="18"/>
-          <w:szCs w:val="18"/>
-          <w:lang w:eastAsia="en-GB"/>
-        </w:rPr>
-        <w:t>reeds</w:t>
-      </w:r>
-      <w:proofErr w:type="gramEnd"/>
-      <w:r>
-        <w:rPr>
-          <w:sz w:val="18"/>
-          <w:szCs w:val="18"/>
-          <w:lang w:eastAsia="en-GB"/>
-        </w:rPr>
-        <w:t xml:space="preserve"> openbaar was of na de datum van openbaarmaking in het publieke domein is gekomen, anders dan door toedoen of nalatigheid van </w:t>
-      </w:r>
-      <w:r>
-        <w:rPr>
-          <w:sz w:val="18"/>
-          <w:szCs w:val="18"/>
-          <w:lang w:eastAsia="en-GB"/>
-        </w:rPr>
-        <w:t>de Ontvangende Partij</w:t>
-      </w:r>
-      <w:r>
-        <w:rPr>
-          <w:sz w:val="18"/>
-          <w:szCs w:val="18"/>
-          <w:lang w:eastAsia="en-GB"/>
-        </w:rPr>
-        <w:t>;</w:t>
+      <w:r>
+        <w:rPr>
+          <w:sz w:val="18"/>
+          <w:szCs w:val="18"/>
+          <w:lang w:eastAsia="en-GB"/>
+        </w:rPr>
+        <w:t>deze reeds openbaar was of na de datum van openbaarmaking in het publieke domein is gekomen, anders dan door toedoen of nalatigheid van de Ontvangende Partij;</w:t>
       </w:r>
     </w:p>
     <w:p>
@@ -3790,47 +1933,13 @@
       </w:pPr>
       <w:bookmarkStart w:id="90" w:name="20617"/>
       <w:bookmarkEnd w:id="90"/>
-      <w:proofErr w:type="gramStart"/>
-      <w:r>
-        <w:rPr>
-          <w:sz w:val="18"/>
-          <w:szCs w:val="18"/>
-          <w:lang w:eastAsia="en-GB"/>
-        </w:rPr>
-        <w:t>deze</w:t>
-      </w:r>
-      <w:proofErr w:type="gramEnd"/>
-      <w:r>
-        <w:rPr>
-          <w:sz w:val="18"/>
-          <w:szCs w:val="18"/>
-          <w:lang w:eastAsia="en-GB"/>
-        </w:rPr>
-        <w:t xml:space="preserve"> </w:t>
-      </w:r>
-      <w:r>
-        <w:rPr>
-          <w:sz w:val="18"/>
-          <w:szCs w:val="18"/>
-          <w:lang w:eastAsia="en-GB"/>
-        </w:rPr>
-        <w:t xml:space="preserve">onafhankelijk en zonder verplichting tot geheimhouding </w:t>
-      </w:r>
-      <w:r>
-        <w:rPr>
-          <w:sz w:val="18"/>
-          <w:szCs w:val="18"/>
-          <w:lang w:eastAsia="en-GB"/>
-        </w:rPr>
-        <w:t xml:space="preserve">van een derde </w:t>
-      </w:r>
-      <w:r>
-        <w:rPr>
-          <w:sz w:val="18"/>
-          <w:szCs w:val="18"/>
-          <w:lang w:eastAsia="en-GB"/>
-        </w:rPr>
-        <w:t>werd verkregen; of</w:t>
+      <w:r>
+        <w:rPr>
+          <w:sz w:val="18"/>
+          <w:szCs w:val="18"/>
+          <w:lang w:eastAsia="en-GB"/>
+        </w:rPr>
+        <w:t>deze onafhankelijk en zonder verplichting tot geheimhouding van een derde werd verkregen; of</w:t>
       </w:r>
     </w:p>
     <w:p>
@@ -3853,79 +1962,13 @@
       </w:pPr>
       <w:bookmarkStart w:id="91" w:name="20618"/>
       <w:bookmarkEnd w:id="91"/>
-      <w:proofErr w:type="gramStart"/>
-      <w:r>
-        <w:rPr>
-          <w:sz w:val="18"/>
-          <w:szCs w:val="18"/>
-          <w:lang w:eastAsia="en-GB"/>
-        </w:rPr>
-        <w:t>deze</w:t>
-      </w:r>
-      <w:proofErr w:type="gramEnd"/>
-      <w:r>
-        <w:rPr>
-          <w:sz w:val="18"/>
-          <w:szCs w:val="18"/>
-          <w:lang w:eastAsia="en-GB"/>
-        </w:rPr>
-        <w:t xml:space="preserve"> </w:t>
-      </w:r>
-      <w:r>
-        <w:rPr>
-          <w:sz w:val="18"/>
-          <w:szCs w:val="18"/>
-          <w:lang w:eastAsia="en-GB"/>
-        </w:rPr>
-        <w:t xml:space="preserve">door </w:t>
-      </w:r>
-      <w:r>
-        <w:rPr>
-          <w:sz w:val="18"/>
-          <w:szCs w:val="18"/>
-          <w:lang w:eastAsia="en-GB"/>
-        </w:rPr>
-        <w:t>de Ontvangende Partij</w:t>
-      </w:r>
-      <w:r>
-        <w:rPr>
-          <w:sz w:val="18"/>
-          <w:szCs w:val="18"/>
-          <w:lang w:eastAsia="en-GB"/>
-        </w:rPr>
-        <w:t xml:space="preserve"> onafhankelijk van de Vertrouwelijke Informatie van de Bekendmakende Partij</w:t>
-      </w:r>
-      <w:r>
-        <w:rPr>
-          <w:sz w:val="18"/>
-          <w:szCs w:val="18"/>
-          <w:lang w:eastAsia="en-GB"/>
-        </w:rPr>
-        <w:t xml:space="preserve"> is ontwikkeld</w:t>
-      </w:r>
-      <w:r>
-        <w:rPr>
-          <w:sz w:val="18"/>
-          <w:szCs w:val="18"/>
-          <w:lang w:eastAsia="en-GB"/>
-        </w:rPr>
-        <w:t>, zoals door schriftelijke verslagen</w:t>
-      </w:r>
-      <w:r>
-        <w:rPr>
-          <w:sz w:val="18"/>
-          <w:szCs w:val="18"/>
-          <w:lang w:eastAsia="en-GB"/>
-        </w:rPr>
-        <w:t xml:space="preserve"> kan worden aangetoond</w:t>
-      </w:r>
-      <w:r>
-        <w:rPr>
-          <w:sz w:val="18"/>
-          <w:szCs w:val="18"/>
-          <w:lang w:eastAsia="en-GB"/>
-        </w:rPr>
-        <w:t>.</w:t>
+      <w:r>
+        <w:rPr>
+          <w:sz w:val="18"/>
+          <w:szCs w:val="18"/>
+          <w:lang w:eastAsia="en-GB"/>
+        </w:rPr>
+        <w:t>deze door de Ontvangende Partij onafhankelijk van de Vertrouwelijke Informatie van de Bekendmakende Partij is ontwikkeld, zoals door schriftelijke verslagen kan worden aangetoond.</w:t>
       </w:r>
     </w:p>
     <w:p>
@@ -3956,240 +1999,8 @@
       </w:r>
       <w:r>
         <w:rPr>
-          <w:sz w:val="18"/>
-          <w:szCs w:val="18"/>
-          <w:lang w:eastAsia="en-GB"/>
-        </w:rPr>
-      </w:r>
-      <w:r>
-        <w:rPr>
-          <w:sz w:val="18"/>
-          <w:szCs w:val="18"/>
-          <w:lang w:eastAsia="en-GB"/>
-        </w:rPr>
-      </w:r>
-      <w:proofErr w:type="gramStart"/>
-      <w:r>
-        <w:rPr>
-          <w:sz w:val="18"/>
-          <w:szCs w:val="18"/>
-          <w:lang w:eastAsia="en-GB"/>
-        </w:rPr>
-      </w:r>
-      <w:proofErr w:type="gramEnd"/>
-      <w:r>
-        <w:rPr>
-          <w:sz w:val="18"/>
-          <w:szCs w:val="18"/>
-          <w:lang w:eastAsia="en-GB"/>
-        </w:rPr>
-      </w:r>
-      <w:r>
-        <w:rPr>
-          <w:sz w:val="18"/>
-          <w:szCs w:val="18"/>
-          <w:lang w:eastAsia="en-GB"/>
-        </w:rPr>
-      </w:r>
-      <w:r>
-        <w:rPr>
-          <w:sz w:val="18"/>
-          <w:szCs w:val="18"/>
-          <w:lang w:eastAsia="en-GB"/>
-        </w:rPr>
-      </w:r>
-      <w:r>
-        <w:rPr>
-          <w:sz w:val="18"/>
-          <w:szCs w:val="18"/>
-          <w:lang w:eastAsia="en-GB"/>
-        </w:rPr>
-      </w:r>
-      <w:r>
-        <w:rPr>
-          <w:sz w:val="18"/>
-          <w:szCs w:val="18"/>
-          <w:lang w:eastAsia="en-GB"/>
-        </w:rPr>
-      </w:r>
-      <w:r>
-        <w:rPr>
-          <w:sz w:val="18"/>
-          <w:szCs w:val="18"/>
-          <w:lang w:eastAsia="en-GB"/>
-        </w:rPr>
-      </w:r>
-      <w:r>
-        <w:rPr>
-          <w:sz w:val="18"/>
-          <w:szCs w:val="18"/>
-          <w:lang w:eastAsia="en-GB"/>
-        </w:rPr>
-      </w:r>
-      <w:r>
-        <w:rPr>
-          <w:sz w:val="18"/>
-          <w:szCs w:val="18"/>
-          <w:lang w:eastAsia="en-GB"/>
-        </w:rPr>
-      </w:r>
-      <w:r>
-        <w:rPr>
-          <w:sz w:val="18"/>
-          <w:szCs w:val="18"/>
-          <w:lang w:eastAsia="en-GB"/>
-        </w:rPr>
-      </w:r>
-      <w:r>
-        <w:rPr>
-          <w:sz w:val="18"/>
-          <w:szCs w:val="18"/>
-          <w:lang w:eastAsia="en-GB"/>
-        </w:rPr>
-      </w:r>
-      <w:r>
-        <w:rPr>
-          <w:sz w:val="18"/>
-          <w:szCs w:val="18"/>
-          <w:lang w:eastAsia="en-GB"/>
-        </w:rPr>
-      </w:r>
-      <w:r>
-        <w:rPr>
-          <w:sz w:val="18"/>
-          <w:szCs w:val="18"/>
-          <w:lang w:eastAsia="en-GB"/>
-        </w:rPr>
-      </w:r>
-      <w:r>
-        <w:rPr>
-          <w:sz w:val="18"/>
-          <w:szCs w:val="18"/>
-          <w:lang w:eastAsia="en-GB"/>
-        </w:rPr>
-      </w:r>
-      <w:proofErr w:type="gramStart"/>
-      <w:r>
-        <w:rPr>
-          <w:sz w:val="18"/>
-          <w:szCs w:val="18"/>
-          <w:lang w:eastAsia="en-GB"/>
-        </w:rPr>
-      </w:r>
-      <w:proofErr w:type="gramEnd"/>
-      <w:r>
-        <w:rPr>
-          <w:sz w:val="18"/>
-          <w:szCs w:val="18"/>
-          <w:lang w:eastAsia="en-GB"/>
-        </w:rPr>
-      </w:r>
-      <w:r>
-        <w:rPr>
           <w:b/>
           <w:bCs/>
-          <w:sz w:val="18"/>
-          <w:szCs w:val="18"/>
-          <w:lang w:eastAsia="en-GB"/>
-        </w:rPr>
-      </w:r>
-      <w:r>
-        <w:rPr>
-          <w:sz w:val="18"/>
-          <w:szCs w:val="18"/>
-          <w:lang w:eastAsia="en-GB"/>
-        </w:rPr>
-      </w:r>
-      <w:proofErr w:type="gramStart"/>
-      <w:r>
-        <w:rPr>
-          <w:sz w:val="18"/>
-          <w:szCs w:val="18"/>
-          <w:lang w:eastAsia="en-GB"/>
-        </w:rPr>
-      </w:r>
-      <w:proofErr w:type="gramEnd"/>
-      <w:r>
-        <w:rPr>
-          <w:sz w:val="18"/>
-          <w:szCs w:val="18"/>
-          <w:lang w:eastAsia="en-GB"/>
-        </w:rPr>
-      </w:r>
-      <w:r>
-        <w:rPr>
-          <w:sz w:val="18"/>
-          <w:szCs w:val="18"/>
-          <w:lang w:eastAsia="en-GB"/>
-        </w:rPr>
-      </w:r>
-      <w:r>
-        <w:rPr>
-          <w:sz w:val="18"/>
-          <w:szCs w:val="18"/>
-          <w:lang w:eastAsia="en-GB"/>
-        </w:rPr>
-      </w:r>
-      <w:r>
-        <w:rPr>
-          <w:sz w:val="18"/>
-          <w:szCs w:val="18"/>
-          <w:lang w:eastAsia="en-GB"/>
-        </w:rPr>
-      </w:r>
-      <w:r>
-        <w:rPr>
-          <w:sz w:val="18"/>
-          <w:szCs w:val="18"/>
-          <w:lang w:eastAsia="en-GB"/>
-        </w:rPr>
-      </w:r>
-      <w:proofErr w:type="gramStart"/>
-      <w:r>
-        <w:rPr>
-          <w:sz w:val="18"/>
-          <w:szCs w:val="18"/>
-          <w:lang w:eastAsia="en-GB"/>
-        </w:rPr>
-      </w:r>
-      <w:proofErr w:type="gramEnd"/>
-      <w:r>
-        <w:rPr>
-          <w:sz w:val="18"/>
-          <w:szCs w:val="18"/>
-          <w:lang w:eastAsia="en-GB"/>
-        </w:rPr>
-      </w:r>
-      <w:r>
-        <w:rPr>
-          <w:sz w:val="18"/>
-          <w:szCs w:val="18"/>
-          <w:lang w:eastAsia="en-GB"/>
-        </w:rPr>
-      </w:r>
-      <w:r>
-        <w:rPr>
-          <w:sz w:val="18"/>
-          <w:szCs w:val="18"/>
-          <w:lang w:eastAsia="en-GB"/>
-        </w:rPr>
-      </w:r>
-      <w:r>
-        <w:rPr>
-          <w:sz w:val="18"/>
-          <w:szCs w:val="18"/>
-          <w:lang w:eastAsia="en-GB"/>
-        </w:rPr>
-      </w:r>
-      <w:r>
-        <w:rPr>
-          <w:sz w:val="18"/>
-          <w:szCs w:val="18"/>
-          <w:lang w:eastAsia="en-GB"/>
-        </w:rPr>
-      </w:r>
-      <w:r>
-        <w:rPr>
           <w:sz w:val="18"/>
           <w:szCs w:val="18"/>
           <w:lang w:eastAsia="en-GB"/>
@@ -4227,47 +2038,7 @@
           <w:szCs w:val="18"/>
           <w:lang w:eastAsia="en-GB"/>
         </w:rPr>
-        <w:t xml:space="preserve">Elke Partij mag </w:t>
-      </w:r>
-      <w:r>
-        <w:rPr>
-          <w:sz w:val="18"/>
-          <w:szCs w:val="18"/>
-          <w:lang w:eastAsia="en-GB"/>
-        </w:rPr>
-        <w:t xml:space="preserve">de minimaal vereiste </w:t>
-      </w:r>
-      <w:r>
-        <w:rPr>
-          <w:sz w:val="18"/>
-          <w:szCs w:val="18"/>
-          <w:lang w:eastAsia="en-GB"/>
-        </w:rPr>
-        <w:t xml:space="preserve">Vertrouwelijke Informatie </w:t>
-      </w:r>
-      <w:r>
-        <w:rPr>
-          <w:sz w:val="18"/>
-          <w:szCs w:val="18"/>
-          <w:lang w:eastAsia="en-GB"/>
-        </w:rPr>
-        <w:t xml:space="preserve">bekendmaken </w:t>
-      </w:r>
-      <w:r>
-        <w:rPr>
-          <w:sz w:val="18"/>
-          <w:szCs w:val="18"/>
-          <w:lang w:eastAsia="en-GB"/>
-        </w:rPr>
-        <w:t>op grond van</w:t>
-      </w:r>
-      <w:r>
-        <w:rPr>
-          <w:sz w:val="18"/>
-          <w:szCs w:val="18"/>
-          <w:lang w:eastAsia="en-GB"/>
-        </w:rPr>
-        <w:t>:</w:t>
+        <w:t>Elke Partij mag de minimaal vereiste Vertrouwelijke Informatie bekendmaken op grond van:</w:t>
       </w:r>
     </w:p>
     <w:p>
@@ -4290,23 +2061,13 @@
       </w:pPr>
       <w:bookmarkStart w:id="92" w:name="25342"/>
       <w:bookmarkEnd w:id="92"/>
-      <w:proofErr w:type="gramStart"/>
-      <w:r>
-        <w:rPr>
-          <w:sz w:val="18"/>
-          <w:szCs w:val="18"/>
-          <w:lang w:eastAsia="en-GB"/>
-        </w:rPr>
-        <w:t>een</w:t>
-      </w:r>
-      <w:proofErr w:type="gramEnd"/>
-      <w:r>
-        <w:rPr>
-          <w:sz w:val="18"/>
-          <w:szCs w:val="18"/>
-          <w:lang w:eastAsia="en-GB"/>
-        </w:rPr>
-        <w:t xml:space="preserve"> bevel van een bevoegde rechtbank of een bevoegde gerechtelijke, overheids- of regelgevende instantie; of</w:t>
+      <w:r>
+        <w:rPr>
+          <w:sz w:val="18"/>
+          <w:szCs w:val="18"/>
+          <w:lang w:eastAsia="en-GB"/>
+        </w:rPr>
+        <w:t>een bevel van een bevoegde rechtbank of een bevoegde gerechtelijke, overheids- of regelgevende instantie; of</w:t>
       </w:r>
     </w:p>
     <w:p>
@@ -4329,39 +2090,13 @@
       </w:pPr>
       <w:bookmarkStart w:id="93" w:name="25343"/>
       <w:bookmarkEnd w:id="93"/>
-      <w:proofErr w:type="gramStart"/>
-      <w:r>
-        <w:rPr>
-          <w:sz w:val="18"/>
-          <w:szCs w:val="18"/>
-          <w:lang w:eastAsia="en-GB"/>
-        </w:rPr>
-        <w:t>regels</w:t>
-      </w:r>
-      <w:proofErr w:type="gramEnd"/>
-      <w:r>
-        <w:rPr>
-          <w:sz w:val="18"/>
-          <w:szCs w:val="18"/>
-          <w:lang w:eastAsia="en-GB"/>
-        </w:rPr>
-        <w:t xml:space="preserve"> van een noteringsautoriteit of effectenbeurs waaraan de aandelen van </w:t>
-      </w:r>
-      <w:r>
-        <w:rPr>
-          <w:sz w:val="18"/>
-          <w:szCs w:val="18"/>
-          <w:lang w:eastAsia="en-GB"/>
-        </w:rPr>
-        <w:t>éé</w:t>
-      </w:r>
-      <w:r>
-        <w:rPr>
-          <w:sz w:val="18"/>
-          <w:szCs w:val="18"/>
-          <w:lang w:eastAsia="en-GB"/>
-        </w:rPr>
-        <w:t xml:space="preserve">n van haar </w:t>
+      <w:r>
+        <w:rPr>
+          <w:sz w:val="18"/>
+          <w:szCs w:val="18"/>
+          <w:lang w:eastAsia="en-GB"/>
+        </w:rPr>
+        <w:t xml:space="preserve">regels van een noteringsautoriteit of effectenbeurs waaraan de aandelen van één van haar </w:t>
       </w:r>
       <w:del w:id="94" w:author="HEMA Legal" w:date="2026-06-01T10:54:00Z" w16du:dateUtc="2026-06-01T08:54:00Z">
         <w:r>
@@ -4412,79 +2147,13 @@
       </w:pPr>
       <w:bookmarkStart w:id="96" w:name="25344"/>
       <w:bookmarkEnd w:id="96"/>
-      <w:proofErr w:type="gramStart"/>
-      <w:r>
-        <w:rPr>
-          <w:sz w:val="18"/>
-          <w:szCs w:val="18"/>
-          <w:lang w:eastAsia="en-GB"/>
-        </w:rPr>
-        <w:t>de</w:t>
-      </w:r>
-      <w:proofErr w:type="gramEnd"/>
-      <w:r>
-        <w:rPr>
-          <w:sz w:val="18"/>
-          <w:szCs w:val="18"/>
-          <w:lang w:eastAsia="en-GB"/>
-        </w:rPr>
-        <w:t xml:space="preserve"> wet- of regelgeving van </w:t>
-      </w:r>
-      <w:r>
-        <w:rPr>
-          <w:sz w:val="18"/>
-          <w:szCs w:val="18"/>
-          <w:lang w:eastAsia="en-GB"/>
-        </w:rPr>
-        <w:t>een</w:t>
-      </w:r>
-      <w:r>
-        <w:rPr>
-          <w:sz w:val="18"/>
-          <w:szCs w:val="18"/>
-          <w:lang w:eastAsia="en-GB"/>
-        </w:rPr>
-        <w:t xml:space="preserve"> land met </w:t>
-      </w:r>
-      <w:r>
-        <w:rPr>
-          <w:sz w:val="18"/>
-          <w:szCs w:val="18"/>
-          <w:lang w:eastAsia="en-GB"/>
-        </w:rPr>
-        <w:t>bevoegdheid in verband met</w:t>
-      </w:r>
-      <w:r>
-        <w:rPr>
-          <w:sz w:val="18"/>
-          <w:szCs w:val="18"/>
-          <w:lang w:eastAsia="en-GB"/>
-        </w:rPr>
-        <w:t xml:space="preserve"> de zaken van </w:t>
-      </w:r>
-      <w:r>
-        <w:rPr>
-          <w:sz w:val="18"/>
-          <w:szCs w:val="18"/>
-          <w:lang w:eastAsia="en-GB"/>
-        </w:rPr>
-        <w:t>een</w:t>
-      </w:r>
-      <w:r>
-        <w:rPr>
-          <w:sz w:val="18"/>
-          <w:szCs w:val="18"/>
-          <w:lang w:eastAsia="en-GB"/>
-        </w:rPr>
-        <w:t xml:space="preserve"> </w:t>
-      </w:r>
-      <w:r>
-        <w:rPr>
-          <w:sz w:val="18"/>
-          <w:szCs w:val="18"/>
-          <w:lang w:eastAsia="en-GB"/>
-        </w:rPr>
-        <w:t xml:space="preserve">Partij of haar </w:t>
+      <w:r>
+        <w:rPr>
+          <w:sz w:val="18"/>
+          <w:szCs w:val="18"/>
+          <w:lang w:eastAsia="en-GB"/>
+        </w:rPr>
+        <w:t xml:space="preserve">de wet- of regelgeving van een land met bevoegdheid in verband met de zaken van een Partij of haar </w:t>
       </w:r>
       <w:del w:id="97" w:author="HEMA Legal" w:date="2026-06-01T10:54:00Z" w16du:dateUtc="2026-06-01T08:54:00Z">
         <w:r>
@@ -4544,167 +2213,7 @@
           <w:szCs w:val="18"/>
           <w:lang w:eastAsia="en-GB"/>
         </w:rPr>
-        <w:t xml:space="preserve">In </w:t>
-      </w:r>
-      <w:r>
-        <w:rPr>
-          <w:sz w:val="18"/>
-          <w:szCs w:val="18"/>
-          <w:lang w:eastAsia="en-GB"/>
-        </w:rPr>
-        <w:t>geval</w:t>
-      </w:r>
-      <w:r>
-        <w:rPr>
-          <w:sz w:val="18"/>
-          <w:szCs w:val="18"/>
-          <w:lang w:eastAsia="en-GB"/>
-        </w:rPr>
-        <w:t xml:space="preserve"> </w:t>
-      </w:r>
-      <w:r>
-        <w:rPr>
-          <w:sz w:val="18"/>
-          <w:szCs w:val="18"/>
-          <w:lang w:eastAsia="en-GB"/>
-        </w:rPr>
-        <w:t xml:space="preserve">Vertrouwelijke Informatie </w:t>
-      </w:r>
-      <w:r>
-        <w:rPr>
-          <w:sz w:val="18"/>
-          <w:szCs w:val="18"/>
-          <w:lang w:eastAsia="en-GB"/>
-        </w:rPr>
-        <w:t>onder dit artikel 4</w:t>
-      </w:r>
-      <w:r>
-        <w:rPr>
-          <w:sz w:val="18"/>
-          <w:szCs w:val="18"/>
-          <w:lang w:eastAsia="en-GB"/>
-        </w:rPr>
-        <w:t xml:space="preserve"> openbaar wordt gemaakt</w:t>
-      </w:r>
-      <w:r>
-        <w:rPr>
-          <w:sz w:val="18"/>
-          <w:szCs w:val="18"/>
-          <w:lang w:eastAsia="en-GB"/>
-        </w:rPr>
-        <w:t>.</w:t>
-      </w:r>
-      <w:r>
-        <w:rPr>
-          <w:sz w:val="18"/>
-          <w:szCs w:val="18"/>
-          <w:lang w:eastAsia="en-GB"/>
-        </w:rPr>
-        <w:t xml:space="preserve">, zal </w:t>
-      </w:r>
-      <w:r>
-        <w:rPr>
-          <w:sz w:val="18"/>
-          <w:szCs w:val="18"/>
-          <w:lang w:eastAsia="en-GB"/>
-        </w:rPr>
-        <w:t>de Ontvangende Partij</w:t>
-      </w:r>
-      <w:r>
-        <w:rPr>
-          <w:sz w:val="18"/>
-          <w:szCs w:val="18"/>
-          <w:lang w:eastAsia="en-GB"/>
-        </w:rPr>
-        <w:t xml:space="preserve">, </w:t>
-      </w:r>
-      <w:r>
-        <w:rPr>
-          <w:sz w:val="18"/>
-          <w:szCs w:val="18"/>
-          <w:lang w:eastAsia="en-GB"/>
-        </w:rPr>
-        <w:t>voor zover wettelijk toegestaan</w:t>
-      </w:r>
-      <w:r>
-        <w:rPr>
-          <w:sz w:val="18"/>
-          <w:szCs w:val="18"/>
-          <w:lang w:eastAsia="en-GB"/>
-        </w:rPr>
-        <w:t xml:space="preserve">, </w:t>
-      </w:r>
-      <w:r>
-        <w:rPr>
-          <w:sz w:val="18"/>
-          <w:szCs w:val="18"/>
-          <w:lang w:eastAsia="en-GB"/>
-        </w:rPr>
-        <w:t xml:space="preserve">de andere Partij onmiddellijk na de </w:t>
-      </w:r>
-      <w:r>
-        <w:rPr>
-          <w:sz w:val="18"/>
-          <w:szCs w:val="18"/>
-          <w:lang w:eastAsia="en-GB"/>
-        </w:rPr>
-        <w:t>openbaarmaking</w:t>
-      </w:r>
-      <w:r>
-        <w:rPr>
-          <w:sz w:val="18"/>
-          <w:szCs w:val="18"/>
-          <w:lang w:eastAsia="en-GB"/>
-        </w:rPr>
-        <w:t xml:space="preserve"> </w:t>
-      </w:r>
-      <w:r>
-        <w:rPr>
-          <w:sz w:val="18"/>
-          <w:szCs w:val="18"/>
-          <w:lang w:eastAsia="en-GB"/>
-        </w:rPr>
-        <w:t>op de hoogte stellen</w:t>
-      </w:r>
-      <w:r>
-        <w:rPr>
-          <w:sz w:val="18"/>
-          <w:szCs w:val="18"/>
-          <w:lang w:eastAsia="en-GB"/>
-        </w:rPr>
-        <w:t xml:space="preserve"> over de volledige omstandigheden van de </w:t>
-      </w:r>
-      <w:r>
-        <w:rPr>
-          <w:sz w:val="18"/>
-          <w:szCs w:val="18"/>
-          <w:lang w:eastAsia="en-GB"/>
-        </w:rPr>
-        <w:t>openbaarmaking</w:t>
-      </w:r>
-      <w:r>
-        <w:rPr>
-          <w:sz w:val="18"/>
-          <w:szCs w:val="18"/>
-          <w:lang w:eastAsia="en-GB"/>
-        </w:rPr>
-        <w:t xml:space="preserve"> en de informatie die </w:t>
-      </w:r>
-      <w:r>
-        <w:rPr>
-          <w:sz w:val="18"/>
-          <w:szCs w:val="18"/>
-          <w:lang w:eastAsia="en-GB"/>
-        </w:rPr>
-        <w:t>openbaar is gemaakt</w:t>
-      </w:r>
-      <w:r>
-        <w:rPr>
-          <w:sz w:val="18"/>
-          <w:szCs w:val="18"/>
-          <w:lang w:eastAsia="en-GB"/>
-        </w:rPr>
-        <w:t>.</w:t>
+        <w:t>In geval Vertrouwelijke Informatie onder dit artikel 4 openbaar wordt gemaakt., zal de Ontvangende Partij, voor zover wettelijk toegestaan, de andere Partij onmiddellijk na de openbaarmaking op de hoogte stellen over de volledige omstandigheden van de openbaarmaking en de informatie die openbaar is gemaakt.</w:t>
       </w:r>
     </w:p>
     <w:p>
@@ -4762,263 +2271,7 @@
           <w:szCs w:val="18"/>
           <w:lang w:eastAsia="en-GB"/>
         </w:rPr>
-        <w:t xml:space="preserve">Partijen komen overeen </w:t>
-      </w:r>
-      <w:r>
-        <w:rPr>
-          <w:sz w:val="18"/>
-          <w:szCs w:val="18"/>
-          <w:lang w:eastAsia="en-GB"/>
-        </w:rPr>
-        <w:t xml:space="preserve">redelijke maatregelen te nemen </w:t>
-      </w:r>
-      <w:r>
-        <w:rPr>
-          <w:sz w:val="18"/>
-          <w:szCs w:val="18"/>
-          <w:lang w:eastAsia="en-GB"/>
-        </w:rPr>
-        <w:t>in verband met</w:t>
-      </w:r>
-      <w:r>
-        <w:rPr>
-          <w:sz w:val="18"/>
-          <w:szCs w:val="18"/>
-          <w:lang w:eastAsia="en-GB"/>
-        </w:rPr>
-        <w:t xml:space="preserve"> het be</w:t>
-      </w:r>
-      <w:r>
-        <w:rPr>
-          <w:sz w:val="18"/>
-          <w:szCs w:val="18"/>
-          <w:lang w:eastAsia="en-GB"/>
-        </w:rPr>
-        <w:t>trachten</w:t>
-      </w:r>
-      <w:r>
-        <w:rPr>
-          <w:sz w:val="18"/>
-          <w:szCs w:val="18"/>
-          <w:lang w:eastAsia="en-GB"/>
-        </w:rPr>
-        <w:t xml:space="preserve"> van</w:t>
-      </w:r>
-      <w:r>
-        <w:rPr>
-          <w:sz w:val="18"/>
-          <w:szCs w:val="18"/>
-          <w:lang w:eastAsia="en-GB"/>
-        </w:rPr>
-        <w:t xml:space="preserve"> geheimhouding van Vertrouwelijke Informatie </w:t>
-      </w:r>
-      <w:r>
-        <w:rPr>
-          <w:sz w:val="18"/>
-          <w:szCs w:val="18"/>
-          <w:lang w:eastAsia="en-GB"/>
-        </w:rPr>
-        <w:t>ter voorkoming van</w:t>
-      </w:r>
-      <w:r>
-        <w:rPr>
-          <w:sz w:val="18"/>
-          <w:szCs w:val="18"/>
-          <w:lang w:eastAsia="en-GB"/>
-        </w:rPr>
-        <w:t xml:space="preserve"> openbaarmaking en ongeoorloofd gebruik van Vertrouwelijke Informatie. Zonder </w:t>
-      </w:r>
-      <w:r>
-        <w:rPr>
-          <w:sz w:val="18"/>
-          <w:szCs w:val="18"/>
-          <w:lang w:eastAsia="en-GB"/>
-        </w:rPr>
-        <w:t xml:space="preserve">beperking van </w:t>
-      </w:r>
-      <w:r>
-        <w:rPr>
-          <w:sz w:val="18"/>
-          <w:szCs w:val="18"/>
-          <w:lang w:eastAsia="en-GB"/>
-        </w:rPr>
-        <w:t xml:space="preserve">het voorgaande, nemen </w:t>
-      </w:r>
-      <w:r>
-        <w:rPr>
-          <w:sz w:val="18"/>
-          <w:szCs w:val="18"/>
-          <w:lang w:eastAsia="en-GB"/>
-        </w:rPr>
-        <w:t xml:space="preserve">Partijen </w:t>
-      </w:r>
-      <w:r>
-        <w:rPr>
-          <w:sz w:val="18"/>
-          <w:szCs w:val="18"/>
-          <w:lang w:eastAsia="en-GB"/>
-        </w:rPr>
-        <w:t>minimaal</w:t>
-      </w:r>
-      <w:r>
-        <w:rPr>
-          <w:sz w:val="18"/>
-          <w:szCs w:val="18"/>
-          <w:lang w:eastAsia="en-GB"/>
-        </w:rPr>
-        <w:t xml:space="preserve"> die maatregelen die zij nemen </w:t>
-      </w:r>
-      <w:r>
-        <w:rPr>
-          <w:sz w:val="18"/>
-          <w:szCs w:val="18"/>
-          <w:lang w:eastAsia="en-GB"/>
-        </w:rPr>
-        <w:t xml:space="preserve">voor het </w:t>
-      </w:r>
-      <w:r>
-        <w:rPr>
-          <w:sz w:val="18"/>
-          <w:szCs w:val="18"/>
-          <w:lang w:eastAsia="en-GB"/>
-        </w:rPr>
-        <w:t xml:space="preserve">betrachten </w:t>
-      </w:r>
-      <w:r>
-        <w:rPr>
-          <w:sz w:val="18"/>
-          <w:szCs w:val="18"/>
-          <w:lang w:eastAsia="en-GB"/>
-        </w:rPr>
-        <w:t xml:space="preserve">van </w:t>
-      </w:r>
-      <w:r>
-        <w:rPr>
-          <w:sz w:val="18"/>
-          <w:szCs w:val="18"/>
-          <w:lang w:eastAsia="en-GB"/>
-        </w:rPr>
-        <w:t xml:space="preserve">hun eigen </w:t>
-      </w:r>
-      <w:r>
-        <w:rPr>
-          <w:sz w:val="18"/>
-          <w:szCs w:val="18"/>
-          <w:lang w:eastAsia="en-GB"/>
-        </w:rPr>
-        <w:t>hoogst</w:t>
-      </w:r>
-      <w:r>
-        <w:rPr>
-          <w:sz w:val="18"/>
-          <w:szCs w:val="18"/>
-          <w:lang w:eastAsia="en-GB"/>
-        </w:rPr>
-        <w:t xml:space="preserve"> vertrouwelijke informatie en zorgen zij ervoor dat hun werknemers</w:t>
-      </w:r>
-      <w:r>
-        <w:rPr>
-          <w:sz w:val="18"/>
-          <w:szCs w:val="18"/>
-          <w:lang w:eastAsia="en-GB"/>
-        </w:rPr>
-        <w:t xml:space="preserve">, directeuren en externe adviseurs </w:t>
-      </w:r>
-      <w:r>
-        <w:rPr>
-          <w:sz w:val="18"/>
-          <w:szCs w:val="18"/>
-          <w:lang w:eastAsia="en-GB"/>
-        </w:rPr>
-        <w:t xml:space="preserve">die toegang hebben tot Vertrouwelijke Informatie </w:t>
-      </w:r>
-      <w:r>
-        <w:rPr>
-          <w:sz w:val="18"/>
-          <w:szCs w:val="18"/>
-          <w:lang w:eastAsia="en-GB"/>
-        </w:rPr>
-        <w:t xml:space="preserve">een overeenkomst </w:t>
-      </w:r>
-      <w:r>
-        <w:rPr>
-          <w:sz w:val="18"/>
-          <w:szCs w:val="18"/>
-          <w:lang w:eastAsia="en-GB"/>
-        </w:rPr>
-        <w:t>hebben ondertekend</w:t>
-      </w:r>
-      <w:r>
-        <w:rPr>
-          <w:sz w:val="18"/>
-          <w:szCs w:val="18"/>
-          <w:lang w:eastAsia="en-GB"/>
-        </w:rPr>
-        <w:t xml:space="preserve"> waarin een bepaling</w:t>
-      </w:r>
-      <w:r>
-        <w:rPr>
-          <w:sz w:val="18"/>
-          <w:szCs w:val="18"/>
-          <w:lang w:eastAsia="en-GB"/>
-        </w:rPr>
-        <w:t xml:space="preserve"> </w:t>
-      </w:r>
-      <w:r>
-        <w:rPr>
-          <w:sz w:val="18"/>
-          <w:szCs w:val="18"/>
-          <w:lang w:eastAsia="en-GB"/>
-        </w:rPr>
-        <w:t>voor</w:t>
-      </w:r>
-      <w:r>
-        <w:rPr>
-          <w:sz w:val="18"/>
-          <w:szCs w:val="18"/>
-          <w:lang w:eastAsia="en-GB"/>
-        </w:rPr>
-        <w:t xml:space="preserve"> </w:t>
-      </w:r>
-      <w:r>
-        <w:rPr>
-          <w:sz w:val="18"/>
-          <w:szCs w:val="18"/>
-          <w:lang w:eastAsia="en-GB"/>
-        </w:rPr>
-        <w:t xml:space="preserve">een gebruiksverbod </w:t>
-      </w:r>
-      <w:r>
-        <w:rPr>
-          <w:sz w:val="18"/>
-          <w:szCs w:val="18"/>
-          <w:lang w:eastAsia="en-GB"/>
-        </w:rPr>
-        <w:t xml:space="preserve">en niet openbaarmaking is opgenomen, </w:t>
-      </w:r>
-      <w:r>
-        <w:rPr>
-          <w:sz w:val="18"/>
-          <w:szCs w:val="18"/>
-          <w:lang w:eastAsia="en-GB"/>
-        </w:rPr>
-        <w:t>voordat Vertrouwelijke Informatie aan de</w:t>
-      </w:r>
-      <w:r>
-        <w:rPr>
-          <w:sz w:val="18"/>
-          <w:szCs w:val="18"/>
-          <w:lang w:eastAsia="en-GB"/>
-        </w:rPr>
-        <w:t>rgelijke</w:t>
-      </w:r>
-      <w:r>
-        <w:rPr>
-          <w:sz w:val="18"/>
-          <w:szCs w:val="18"/>
-          <w:lang w:eastAsia="en-GB"/>
-        </w:rPr>
-        <w:t xml:space="preserve"> werknemers wordt bekendgemaakt.  </w:t>
+        <w:t xml:space="preserve">Partijen komen overeen redelijke maatregelen te nemen in verband met het betrachten van geheimhouding van Vertrouwelijke Informatie ter voorkoming van openbaarmaking en ongeoorloofd gebruik van Vertrouwelijke Informatie. Zonder beperking van het voorgaande, nemen Partijen minimaal die maatregelen die zij nemen voor het betrachten van hun eigen hoogst vertrouwelijke informatie en zorgen zij ervoor dat hun werknemers, directeuren en externe adviseurs die toegang hebben tot Vertrouwelijke Informatie een overeenkomst hebben ondertekend waarin een bepaling voor een gebruiksverbod en niet openbaarmaking is opgenomen, voordat Vertrouwelijke Informatie aan dergelijke werknemers wordt bekendgemaakt.  </w:t>
       </w:r>
     </w:p>
     <w:p>
@@ -5049,17 +2302,7 @@
           <w:szCs w:val="18"/>
           <w:lang w:val="en-GB" w:eastAsia="en-GB"/>
         </w:rPr>
-        <w:t xml:space="preserve">Teruggave van </w:t>
-      </w:r>
-      <w:r>
-        <w:rPr>
-          <w:b/>
-          <w:caps/>
-          <w:sz w:val="18"/>
-          <w:szCs w:val="18"/>
-          <w:lang w:val="en-GB" w:eastAsia="en-GB"/>
-        </w:rPr>
-        <w:t>GEGEVENS</w:t>
+        <w:t>Teruggave van GEGEVENS</w:t>
       </w:r>
     </w:p>
     <w:p>
@@ -5086,151 +2329,7 @@
           <w:szCs w:val="18"/>
           <w:lang w:eastAsia="en-GB"/>
         </w:rPr>
-        <w:t xml:space="preserve">Alle documenten en andere tastbare voorwerpen die vertrouwelijke informatie bevatten of </w:t>
-      </w:r>
-      <w:r>
-        <w:rPr>
-          <w:sz w:val="18"/>
-          <w:szCs w:val="18"/>
-          <w:lang w:eastAsia="en-GB"/>
-        </w:rPr>
-        <w:t>behelzen</w:t>
-      </w:r>
-      <w:r>
-        <w:rPr>
-          <w:sz w:val="18"/>
-          <w:szCs w:val="18"/>
-          <w:lang w:eastAsia="en-GB"/>
-        </w:rPr>
-        <w:t xml:space="preserve"> die openbaar zijn gemaakt, en alle kopieën daarvan die in het bezit zijn van </w:t>
-      </w:r>
-      <w:r>
-        <w:rPr>
-          <w:sz w:val="18"/>
-          <w:szCs w:val="18"/>
-          <w:lang w:eastAsia="en-GB"/>
-        </w:rPr>
-        <w:t xml:space="preserve">De Ontvangende </w:t>
-      </w:r>
-      <w:r>
-        <w:rPr>
-          <w:sz w:val="18"/>
-          <w:szCs w:val="18"/>
-          <w:lang w:eastAsia="en-GB"/>
-        </w:rPr>
-        <w:t>Partij</w:t>
-      </w:r>
-      <w:r>
-        <w:rPr>
-          <w:sz w:val="18"/>
-          <w:szCs w:val="18"/>
-          <w:lang w:eastAsia="en-GB"/>
-        </w:rPr>
-        <w:t xml:space="preserve">, zijn en blijven eigendom van de verstrekkende </w:t>
-      </w:r>
-      <w:r>
-        <w:rPr>
-          <w:sz w:val="18"/>
-          <w:szCs w:val="18"/>
-          <w:lang w:eastAsia="en-GB"/>
-        </w:rPr>
-        <w:t>P</w:t>
-      </w:r>
-      <w:r>
-        <w:rPr>
-          <w:sz w:val="18"/>
-          <w:szCs w:val="18"/>
-          <w:lang w:eastAsia="en-GB"/>
-        </w:rPr>
-        <w:t xml:space="preserve">artij en worden op schriftelijk verzoek onmiddellijk teruggegeven. Alle </w:t>
-      </w:r>
-      <w:r>
-        <w:rPr>
-          <w:sz w:val="18"/>
-          <w:szCs w:val="18"/>
-          <w:lang w:eastAsia="en-GB"/>
-        </w:rPr>
-        <w:t xml:space="preserve">digitaal </w:t>
-      </w:r>
-      <w:r>
-        <w:rPr>
-          <w:sz w:val="18"/>
-          <w:szCs w:val="18"/>
-          <w:lang w:eastAsia="en-GB"/>
-        </w:rPr>
-        <w:t xml:space="preserve">opgeslagen gegevens die Vertrouwelijke Informatie bevatten of </w:t>
-      </w:r>
-      <w:r>
-        <w:rPr>
-          <w:sz w:val="18"/>
-          <w:szCs w:val="18"/>
-          <w:lang w:eastAsia="en-GB"/>
-        </w:rPr>
-        <w:t>behelzen</w:t>
-      </w:r>
-      <w:r>
-        <w:rPr>
-          <w:sz w:val="18"/>
-          <w:szCs w:val="18"/>
-          <w:lang w:eastAsia="en-GB"/>
-        </w:rPr>
-        <w:t xml:space="preserve"> </w:t>
-      </w:r>
-      <w:r>
-        <w:rPr>
-          <w:sz w:val="18"/>
-          <w:szCs w:val="18"/>
-          <w:lang w:eastAsia="en-GB"/>
-        </w:rPr>
-        <w:t>welke</w:t>
-      </w:r>
-      <w:r>
-        <w:rPr>
-          <w:sz w:val="18"/>
-          <w:szCs w:val="18"/>
-          <w:lang w:eastAsia="en-GB"/>
-        </w:rPr>
-        <w:t xml:space="preserve"> openbaar is gemaakt, en alle kopieën daarvan die in het bezit zijn van </w:t>
-      </w:r>
-      <w:r>
-        <w:rPr>
-          <w:sz w:val="18"/>
-          <w:szCs w:val="18"/>
-          <w:lang w:eastAsia="en-GB"/>
-        </w:rPr>
-        <w:t xml:space="preserve">De Ontvangende </w:t>
-      </w:r>
-      <w:r>
-        <w:rPr>
-          <w:sz w:val="18"/>
-          <w:szCs w:val="18"/>
-          <w:lang w:eastAsia="en-GB"/>
-        </w:rPr>
-        <w:t>Partij</w:t>
-      </w:r>
-      <w:r>
-        <w:rPr>
-          <w:sz w:val="18"/>
-          <w:szCs w:val="18"/>
-          <w:lang w:eastAsia="en-GB"/>
-        </w:rPr>
-        <w:t xml:space="preserve">, zijn en blijven eigendom van de verstrekkende </w:t>
-      </w:r>
-      <w:r>
-        <w:rPr>
-          <w:sz w:val="18"/>
-          <w:szCs w:val="18"/>
-          <w:lang w:eastAsia="en-GB"/>
-        </w:rPr>
-        <w:t>P</w:t>
-      </w:r>
-      <w:r>
-        <w:rPr>
-          <w:sz w:val="18"/>
-          <w:szCs w:val="18"/>
-          <w:lang w:eastAsia="en-GB"/>
-        </w:rPr>
-        <w:t xml:space="preserve">artij en worden op schriftelijk verzoek onmiddellijk vernietigd. </w:t>
+        <w:t xml:space="preserve">Alle documenten en andere tastbare voorwerpen die vertrouwelijke informatie bevatten of behelzen die openbaar zijn gemaakt, en alle kopieën daarvan die in het bezit zijn van De Ontvangende Partij, zijn en blijven eigendom van de verstrekkende Partij en worden op schriftelijk verzoek onmiddellijk teruggegeven. Alle digitaal opgeslagen gegevens die Vertrouwelijke Informatie bevatten of behelzen welke openbaar is gemaakt, en alle kopieën daarvan die in het bezit zijn van De Ontvangende Partij, zijn en blijven eigendom van de verstrekkende Partij en worden op schriftelijk verzoek onmiddellijk vernietigd. </w:t>
       </w:r>
     </w:p>
     <w:p>
@@ -5288,71 +2387,7 @@
           <w:szCs w:val="18"/>
           <w:lang w:eastAsia="en-GB"/>
         </w:rPr>
-        <w:t xml:space="preserve">Niets </w:t>
-      </w:r>
-      <w:r>
-        <w:rPr>
-          <w:sz w:val="18"/>
-          <w:szCs w:val="18"/>
-          <w:lang w:eastAsia="en-GB"/>
-        </w:rPr>
-        <w:t>in deze overeenkomst</w:t>
-      </w:r>
-      <w:r>
-        <w:rPr>
-          <w:sz w:val="18"/>
-          <w:szCs w:val="18"/>
-          <w:lang w:eastAsia="en-GB"/>
-        </w:rPr>
-        <w:t xml:space="preserve"> verplicht een </w:t>
-      </w:r>
-      <w:r>
-        <w:rPr>
-          <w:sz w:val="18"/>
-          <w:szCs w:val="18"/>
-          <w:lang w:eastAsia="en-GB"/>
-        </w:rPr>
-        <w:t>der</w:t>
-      </w:r>
-      <w:r>
-        <w:rPr>
-          <w:sz w:val="18"/>
-          <w:szCs w:val="18"/>
-          <w:lang w:eastAsia="en-GB"/>
-        </w:rPr>
-        <w:t xml:space="preserve"> partijen om een transactie met de andere </w:t>
-      </w:r>
-      <w:r>
-        <w:rPr>
-          <w:sz w:val="18"/>
-          <w:szCs w:val="18"/>
-          <w:lang w:eastAsia="en-GB"/>
-        </w:rPr>
-        <w:t xml:space="preserve">uit te voeren </w:t>
-      </w:r>
-      <w:r>
-        <w:rPr>
-          <w:sz w:val="18"/>
-          <w:szCs w:val="18"/>
-          <w:lang w:eastAsia="en-GB"/>
-        </w:rPr>
-        <w:t>of om andere overeenkomsten dan deze geheimhoudingsovereenkomst</w:t>
-      </w:r>
-      <w:r>
-        <w:rPr>
-          <w:sz w:val="18"/>
-          <w:szCs w:val="18"/>
-          <w:lang w:eastAsia="en-GB"/>
-        </w:rPr>
-        <w:t xml:space="preserve"> met de andere partij aan te gaan</w:t>
-      </w:r>
-      <w:r>
-        <w:rPr>
-          <w:sz w:val="18"/>
-          <w:szCs w:val="18"/>
-          <w:lang w:eastAsia="en-GB"/>
-        </w:rPr>
-        <w:t xml:space="preserve">. </w:t>
+        <w:t xml:space="preserve">Niets in deze overeenkomst verplicht een der partijen om een transactie met de andere uit te voeren of om andere overeenkomsten dan deze geheimhoudingsovereenkomst met de andere partij aan te gaan. </w:t>
       </w:r>
     </w:p>
     <w:p>
@@ -5410,94 +2445,7 @@
           <w:szCs w:val="18"/>
           <w:lang w:eastAsia="en-GB"/>
         </w:rPr>
-        <w:t xml:space="preserve">Alle Vertrouwelijke </w:t>
-      </w:r>
-      <w:r>
-        <w:rPr>
-          <w:sz w:val="18"/>
-          <w:szCs w:val="18"/>
-          <w:lang w:eastAsia="en-GB"/>
-        </w:rPr>
-        <w:t xml:space="preserve">Informatie wordt geleverd </w:t>
-      </w:r>
-      <w:r>
-        <w:rPr>
-          <w:sz w:val="18"/>
-          <w:szCs w:val="18"/>
-          <w:lang w:eastAsia="en-GB"/>
-        </w:rPr>
-        <w:t xml:space="preserve">in de vorm </w:t>
-      </w:r>
-      <w:r>
-        <w:rPr>
-          <w:sz w:val="18"/>
-          <w:szCs w:val="18"/>
-          <w:lang w:eastAsia="en-GB"/>
-        </w:rPr>
-        <w:t xml:space="preserve">en staat </w:t>
-      </w:r>
-      <w:r>
-        <w:rPr>
-          <w:sz w:val="18"/>
-          <w:szCs w:val="18"/>
-          <w:lang w:eastAsia="en-GB"/>
-        </w:rPr>
-        <w:t>waarin het zich bevindt</w:t>
-      </w:r>
-      <w:r>
-        <w:rPr>
-          <w:sz w:val="18"/>
-          <w:szCs w:val="18"/>
-          <w:lang w:eastAsia="en-GB"/>
-        </w:rPr>
-        <w:t xml:space="preserve">. Partijen </w:t>
-      </w:r>
-      <w:r>
-        <w:rPr>
-          <w:sz w:val="18"/>
-          <w:szCs w:val="18"/>
-          <w:lang w:eastAsia="en-GB"/>
-        </w:rPr>
-        <w:t>geven</w:t>
-      </w:r>
-      <w:r>
-        <w:rPr>
-          <w:sz w:val="18"/>
-          <w:szCs w:val="18"/>
-          <w:lang w:eastAsia="en-GB"/>
-        </w:rPr>
-        <w:t xml:space="preserve"> noch expliciet noch impliciet noch </w:t>
-      </w:r>
-      <w:r>
-        <w:rPr>
-          <w:sz w:val="18"/>
-          <w:szCs w:val="18"/>
-          <w:lang w:eastAsia="en-GB"/>
-        </w:rPr>
-        <w:t>anderszins</w:t>
-      </w:r>
-      <w:r>
-        <w:rPr>
-          <w:sz w:val="18"/>
-          <w:szCs w:val="18"/>
-          <w:lang w:eastAsia="en-GB"/>
-        </w:rPr>
-        <w:t xml:space="preserve"> garanties met betrekking t</w:t>
-      </w:r>
-      <w:r>
-        <w:rPr>
-          <w:sz w:val="18"/>
-          <w:szCs w:val="18"/>
-          <w:lang w:eastAsia="en-GB"/>
-        </w:rPr>
-        <w:t xml:space="preserve">ot de nauwkeurigheid, </w:t>
-      </w:r>
-      <w:r>
-        <w:rPr>
-          <w:sz w:val="18"/>
-          <w:szCs w:val="18"/>
-          <w:lang w:eastAsia="en-GB"/>
-        </w:rPr>
+        <w:t xml:space="preserve">Alle Vertrouwelijke Informatie wordt geleverd in de vorm en staat waarin het zich bevindt. Partijen geven noch expliciet noch impliciet noch anderszins garanties met betrekking tot de nauwkeurigheid, </w:t>
         <w:lastRenderedPageBreak/>
         <w:t xml:space="preserve">volledigheid of prestaties van de Vertrouwelijke Informatie. </w:t>
       </w:r>
@@ -5557,71 +2505,7 @@
           <w:szCs w:val="18"/>
           <w:lang w:eastAsia="en-GB"/>
         </w:rPr>
-        <w:t xml:space="preserve">Niets in deze geheimhoudingsovereenkomst is </w:t>
-      </w:r>
-      <w:r>
-        <w:rPr>
-          <w:sz w:val="18"/>
-          <w:szCs w:val="18"/>
-          <w:lang w:eastAsia="en-GB"/>
-        </w:rPr>
-        <w:t xml:space="preserve">bedoeld om rechten of licenties met betrekking tot </w:t>
-      </w:r>
-      <w:r>
-        <w:rPr>
-          <w:sz w:val="18"/>
-          <w:szCs w:val="18"/>
-          <w:lang w:eastAsia="en-GB"/>
-        </w:rPr>
-        <w:t xml:space="preserve">intellectuele eigendomsrechten </w:t>
-      </w:r>
-      <w:r>
-        <w:rPr>
-          <w:sz w:val="18"/>
-          <w:szCs w:val="18"/>
-          <w:lang w:eastAsia="en-GB"/>
-        </w:rPr>
-        <w:t>te verlenen</w:t>
-      </w:r>
-      <w:r>
-        <w:rPr>
-          <w:sz w:val="18"/>
-          <w:szCs w:val="18"/>
-          <w:lang w:eastAsia="en-GB"/>
-        </w:rPr>
-        <w:t xml:space="preserve">, noch zal deze </w:t>
-      </w:r>
-      <w:r>
-        <w:rPr>
-          <w:sz w:val="18"/>
-          <w:szCs w:val="18"/>
-          <w:lang w:eastAsia="en-GB"/>
-        </w:rPr>
-        <w:t xml:space="preserve">geheimhoudingsovereenkomst </w:t>
-      </w:r>
-      <w:r>
-        <w:rPr>
-          <w:sz w:val="18"/>
-          <w:szCs w:val="18"/>
-          <w:lang w:eastAsia="en-GB"/>
-        </w:rPr>
-        <w:t xml:space="preserve">rechten verlenen in of op de Vertrouwelijke Informatie, behalve zoals uitdrukkelijk </w:t>
-      </w:r>
-      <w:r>
-        <w:rPr>
-          <w:sz w:val="18"/>
-          <w:szCs w:val="18"/>
-          <w:lang w:eastAsia="en-GB"/>
-        </w:rPr>
-        <w:t>in deze overeenkomst is opgenomen</w:t>
-      </w:r>
-      <w:r>
-        <w:rPr>
-          <w:sz w:val="18"/>
-          <w:szCs w:val="18"/>
-          <w:lang w:eastAsia="en-GB"/>
-        </w:rPr>
-        <w:t>.</w:t>
+        <w:t>Niets in deze geheimhoudingsovereenkomst is bedoeld om rechten of licenties met betrekking tot intellectuele eigendomsrechten te verlenen, noch zal deze geheimhoudingsovereenkomst rechten verlenen in of op de Vertrouwelijke Informatie, behalve zoals uitdrukkelijk in deze overeenkomst is opgenomen.</w:t>
       </w:r>
     </w:p>
     <w:p>
@@ -5681,97 +2565,6 @@
         </w:rPr>
         <w:t>[[IF DurationChoice=Standard]]De verplichtingen op grond van deze overeenkomst blijven van kracht tot op het moment dat alle Vertrouwelijke Informatie die op grond van deze overeenkomst is openbaar gemaakt, algemeen beschikbaar is gekomen, anders dan door toedoen of nalaten van de Ontvangende Partij.[[END]][[IF DurationChoice=Fixed term]]De verplichtingen op grond van deze overeenkomst blijven van kracht gedurende een periode van {{DurationTerm}} vanaf de datum van ondertekening.[[END]][[IF DurationChoice=TBD]]De duur van de geheimhoudingsverplichtingen wordt nader bepaald: ____________________ (nog in te vullen).[[END]]</w:t>
       </w:r>
-      <w:r>
-        <w:rPr>
-          <w:sz w:val="18"/>
-          <w:szCs w:val="18"/>
-          <w:lang w:eastAsia="en-GB"/>
-        </w:rPr>
-      </w:r>
-      <w:r>
-        <w:rPr>
-          <w:sz w:val="18"/>
-          <w:szCs w:val="18"/>
-          <w:lang w:eastAsia="en-GB"/>
-        </w:rPr>
-      </w:r>
-      <w:r>
-        <w:rPr>
-          <w:sz w:val="18"/>
-          <w:szCs w:val="18"/>
-          <w:lang w:eastAsia="en-GB"/>
-        </w:rPr>
-      </w:r>
-      <w:r>
-        <w:rPr>
-          <w:sz w:val="18"/>
-          <w:szCs w:val="18"/>
-          <w:lang w:eastAsia="en-GB"/>
-        </w:rPr>
-      </w:r>
-      <w:r>
-        <w:rPr>
-          <w:sz w:val="18"/>
-          <w:szCs w:val="18"/>
-          <w:lang w:eastAsia="en-GB"/>
-        </w:rPr>
-      </w:r>
-      <w:r>
-        <w:rPr>
-          <w:sz w:val="18"/>
-          <w:szCs w:val="18"/>
-          <w:lang w:eastAsia="en-GB"/>
-        </w:rPr>
-      </w:r>
-      <w:r>
-        <w:rPr>
-          <w:sz w:val="18"/>
-          <w:szCs w:val="18"/>
-          <w:lang w:eastAsia="en-GB"/>
-        </w:rPr>
-      </w:r>
-      <w:r>
-        <w:rPr>
-          <w:sz w:val="18"/>
-          <w:szCs w:val="18"/>
-          <w:lang w:eastAsia="en-GB"/>
-        </w:rPr>
-      </w:r>
-      <w:r>
-        <w:rPr>
-          <w:sz w:val="18"/>
-          <w:szCs w:val="18"/>
-          <w:lang w:eastAsia="en-GB"/>
-        </w:rPr>
-      </w:r>
-      <w:r>
-        <w:rPr>
-          <w:sz w:val="18"/>
-          <w:szCs w:val="18"/>
-          <w:lang w:eastAsia="en-GB"/>
-        </w:rPr>
-      </w:r>
-      <w:r>
-        <w:rPr>
-          <w:sz w:val="18"/>
-          <w:szCs w:val="18"/>
-          <w:lang w:eastAsia="en-GB"/>
-        </w:rPr>
-      </w:r>
-      <w:r>
-        <w:rPr>
-          <w:sz w:val="18"/>
-          <w:szCs w:val="18"/>
-          <w:lang w:eastAsia="en-GB"/>
-        </w:rPr>
-      </w:r>
-      <w:r>
-        <w:rPr>
-          <w:sz w:val="18"/>
-          <w:szCs w:val="18"/>
-          <w:lang w:eastAsia="en-GB"/>
-        </w:rPr>
-      </w:r>
     </w:p>
     <w:p>
       <w:pPr>
@@ -5828,23 +2621,7 @@
           <w:szCs w:val="18"/>
           <w:lang w:eastAsia="en-GB"/>
         </w:rPr>
-        <w:t xml:space="preserve">Dit document bevat de volledige overeenkomst tussen de partijen met betrekking tot het onderwerp </w:t>
-      </w:r>
-      <w:r>
-        <w:rPr>
-          <w:sz w:val="18"/>
-          <w:szCs w:val="18"/>
-          <w:lang w:eastAsia="en-GB"/>
-        </w:rPr>
-        <w:t>van deze overeenkomst</w:t>
-      </w:r>
-      <w:r>
-        <w:rPr>
-          <w:sz w:val="18"/>
-          <w:szCs w:val="18"/>
-          <w:lang w:eastAsia="en-GB"/>
-        </w:rPr>
-        <w:t xml:space="preserve"> (niet-openbaarmaking Vertrouwelijke Informatie).</w:t>
+        <w:t>Dit document bevat de volledige overeenkomst tussen de partijen met betrekking tot het onderwerp van deze overeenkomst (niet-openbaarmaking Vertrouwelijke Informatie).</w:t>
       </w:r>
     </w:p>
     <w:p>
@@ -5865,71 +2642,13 @@
           <w:lang w:eastAsia="en-GB"/>
         </w:rPr>
       </w:pPr>
-      <w:proofErr w:type="gramStart"/>
-      <w:r>
-        <w:rPr>
-          <w:sz w:val="18"/>
-          <w:szCs w:val="18"/>
-          <w:lang w:eastAsia="en-GB"/>
-        </w:rPr>
-        <w:t>Indien</w:t>
-      </w:r>
-      <w:proofErr w:type="gramEnd"/>
-      <w:r>
-        <w:rPr>
-          <w:sz w:val="18"/>
-          <w:szCs w:val="18"/>
-          <w:lang w:eastAsia="en-GB"/>
-        </w:rPr>
-        <w:t xml:space="preserve"> een bepaling van deze Overeenkomst </w:t>
-      </w:r>
-      <w:r>
-        <w:rPr>
-          <w:sz w:val="18"/>
-          <w:szCs w:val="18"/>
-          <w:lang w:eastAsia="en-GB"/>
-        </w:rPr>
-        <w:t xml:space="preserve">niet wordt uitgevoerd, </w:t>
-      </w:r>
-      <w:r>
-        <w:rPr>
-          <w:sz w:val="18"/>
-          <w:szCs w:val="18"/>
-          <w:lang w:eastAsia="en-GB"/>
-        </w:rPr>
-        <w:t xml:space="preserve">vormt </w:t>
-      </w:r>
-      <w:r>
-        <w:rPr>
-          <w:sz w:val="18"/>
-          <w:szCs w:val="18"/>
-          <w:lang w:eastAsia="en-GB"/>
-        </w:rPr>
-        <w:t xml:space="preserve">dit </w:t>
-      </w:r>
-      <w:r>
-        <w:rPr>
-          <w:sz w:val="18"/>
-          <w:szCs w:val="18"/>
-          <w:lang w:eastAsia="en-GB"/>
-        </w:rPr>
-        <w:t>geen verklaring van afstand daarvan of van e</w:t>
-      </w:r>
-      <w:r>
-        <w:rPr>
-          <w:sz w:val="18"/>
-          <w:szCs w:val="18"/>
-          <w:lang w:eastAsia="en-GB"/>
-        </w:rPr>
-        <w:t>en</w:t>
-      </w:r>
-      <w:r>
-        <w:rPr>
-          <w:sz w:val="18"/>
-          <w:szCs w:val="18"/>
-          <w:lang w:eastAsia="en-GB"/>
-        </w:rPr>
-        <w:t xml:space="preserve"> andere bepaling. </w:t>
+      <w:r>
+        <w:rPr>
+          <w:sz w:val="18"/>
+          <w:szCs w:val="18"/>
+          <w:lang w:eastAsia="en-GB"/>
+        </w:rPr>
+        <w:t xml:space="preserve">Indien een bepaling van deze Overeenkomst niet wordt uitgevoerd, vormt dit geen verklaring van afstand daarvan of van een andere bepaling. </w:t>
       </w:r>
     </w:p>
     <w:p>
@@ -5983,55 +2702,7 @@
           <w:szCs w:val="18"/>
           <w:lang w:eastAsia="en-GB"/>
         </w:rPr>
-        <w:t xml:space="preserve">Deze geheimhoudingsovereenkomst wordt beheerst door en geïnterpreteerd </w:t>
-      </w:r>
-      <w:r>
-        <w:rPr>
-          <w:sz w:val="18"/>
-          <w:szCs w:val="18"/>
-          <w:lang w:eastAsia="en-GB"/>
-        </w:rPr>
-        <w:t>overeenkomstig</w:t>
-      </w:r>
-      <w:r>
-        <w:rPr>
-          <w:sz w:val="18"/>
-          <w:szCs w:val="18"/>
-          <w:lang w:eastAsia="en-GB"/>
-        </w:rPr>
-        <w:t xml:space="preserve"> Nederlands recht, zonder verwijzing naar </w:t>
-      </w:r>
-      <w:r>
-        <w:rPr>
-          <w:sz w:val="18"/>
-          <w:szCs w:val="18"/>
-          <w:lang w:eastAsia="en-GB"/>
-        </w:rPr>
-        <w:t>de uitgangspunten van het conflictenrecht</w:t>
-      </w:r>
-      <w:r>
-        <w:rPr>
-          <w:sz w:val="18"/>
-          <w:szCs w:val="18"/>
-          <w:lang w:eastAsia="en-GB"/>
-        </w:rPr>
-        <w:t xml:space="preserve">. </w:t>
-      </w:r>
-      <w:r>
-        <w:rPr>
-          <w:sz w:val="18"/>
-          <w:szCs w:val="18"/>
-          <w:lang w:eastAsia="en-GB"/>
-        </w:rPr>
-        <w:t>De rechtbank in Amsterdam, Nederland, is uitsluitend bevoegd tot kennisneming van a</w:t>
-      </w:r>
-      <w:r>
-        <w:rPr>
-          <w:sz w:val="18"/>
-          <w:szCs w:val="18"/>
-          <w:lang w:eastAsia="en-GB"/>
-        </w:rPr>
-        <w:t>lle geschillen met betrekking tot deze geheimhoudingsovereenkomst.</w:t>
+        <w:t>Deze geheimhoudingsovereenkomst wordt beheerst door en geïnterpreteerd overeenkomstig Nederlands recht, zonder verwijzing naar de uitgangspunten van het conflictenrecht. De rechtbank in Amsterdam, Nederland, is uitsluitend bevoegd tot kennisneming van alle geschillen met betrekking tot deze geheimhoudingsovereenkomst.</w:t>
       </w:r>
     </w:p>
     <w:p>
@@ -6069,31 +2740,7 @@
           <w:szCs w:val="18"/>
           <w:lang w:eastAsia="en-GB"/>
         </w:rPr>
-        <w:t xml:space="preserve">Aldus overeengekomen </w:t>
-      </w:r>
-      <w:r>
-        <w:rPr>
-          <w:sz w:val="18"/>
-          <w:szCs w:val="18"/>
-          <w:lang w:eastAsia="en-GB"/>
-        </w:rPr>
-        <w:t xml:space="preserve">en </w:t>
-      </w:r>
-      <w:r>
-        <w:rPr>
-          <w:sz w:val="18"/>
-          <w:szCs w:val="18"/>
-          <w:lang w:eastAsia="en-GB"/>
-        </w:rPr>
-        <w:t>ondertekend</w:t>
-      </w:r>
-      <w:r>
-        <w:rPr>
-          <w:sz w:val="18"/>
-          <w:szCs w:val="18"/>
-          <w:lang w:eastAsia="en-GB"/>
-        </w:rPr>
-        <w:t>:</w:t>
+        <w:t>Aldus overeengekomen en ondertekend:</w:t>
       </w:r>
     </w:p>
     <w:p>
